--- a/ТестПлан_(Правки).docx
+++ b/ТестПлан_(Правки).docx
@@ -836,7 +836,10 @@
         <w:ind w:hanging="420"/>
       </w:pPr>
       <w:r>
-        <w:t>Критерии начала и окончания тестирования</w:t>
+        <w:t>Время выполнения работ (Календарный план</w:t>
+      </w:r>
+      <w:r>
+        <w:t>)</w:t>
       </w:r>
       <w:r>
         <w:tab/>
@@ -845,53 +848,10 @@
         <w:t xml:space="preserve">           </w:t>
       </w:r>
       <w:r>
-        <w:t xml:space="preserve">                                                                   </w:t>
+        <w:t xml:space="preserve">                                                      </w:t>
       </w:r>
       <w:r>
         <w:t>4</w:t>
-      </w:r>
-      <w:r>
-        <w:t xml:space="preserve"> </w:t>
-      </w:r>
-    </w:p>
-    <w:p>
-      <w:pPr>
-        <w:spacing w:after="144"/>
-        <w:ind w:left="284" w:firstLine="0"/>
-      </w:pPr>
-      <w:r>
-        <w:t>2.1</w:t>
-      </w:r>
-      <w:r>
-        <w:t xml:space="preserve">  </w:t>
-      </w:r>
-      <w:r>
-        <w:t xml:space="preserve">Время выполнения работ (Календарный план) </w:t>
-      </w:r>
-      <w:r>
-        <w:tab/>
-      </w:r>
-      <w:r>
-        <w:tab/>
-      </w:r>
-      <w:r>
-        <w:tab/>
-      </w:r>
-      <w:r>
-        <w:tab/>
-      </w:r>
-      <w:r>
-        <w:tab/>
-      </w:r>
-      <w:r>
-        <w:tab/>
-        <w:t xml:space="preserve"> </w:t>
-      </w:r>
-      <w:r>
-        <w:t>4</w:t>
-      </w:r>
-      <w:r>
-        <w:t xml:space="preserve">                                                                                                  </w:t>
       </w:r>
     </w:p>
     <w:p>
@@ -935,7 +895,7 @@
         <w:rPr>
           <w:sz w:val="21"/>
         </w:rPr>
-        <w:t>6</w:t>
+        <w:t>5</w:t>
       </w:r>
     </w:p>
     <w:p>
@@ -961,33 +921,7 @@
         <w:t xml:space="preserve"> </w:t>
       </w:r>
       <w:r>
-        <w:t>6</w:t>
-      </w:r>
-    </w:p>
-    <w:p>
-      <w:pPr>
-        <w:numPr>
-          <w:ilvl w:val="1"/>
-          <w:numId w:val="1"/>
-        </w:numPr>
-        <w:spacing w:after="118"/>
-        <w:ind w:hanging="420"/>
-      </w:pPr>
-      <w:r>
-        <w:t xml:space="preserve">Область тестирования            </w:t>
-      </w:r>
-      <w:r>
-        <w:t xml:space="preserve">                                          </w:t>
-      </w:r>
-      <w:r>
-        <w:tab/>
-        <w:t xml:space="preserve">                                                    </w:t>
-      </w:r>
-      <w:r>
-        <w:t xml:space="preserve"> </w:t>
-      </w:r>
-      <w:r>
-        <w:t>6</w:t>
+        <w:t>5</w:t>
       </w:r>
     </w:p>
     <w:p>
@@ -1028,7 +962,7 @@
         <w:t xml:space="preserve"> </w:t>
       </w:r>
       <w:r>
-        <w:t>7</w:t>
+        <w:t>6</w:t>
       </w:r>
     </w:p>
     <w:p>
@@ -1065,7 +999,7 @@
         <w:t xml:space="preserve"> </w:t>
       </w:r>
       <w:r>
-        <w:t>8</w:t>
+        <w:t>6</w:t>
       </w:r>
     </w:p>
     <w:p>
@@ -1105,7 +1039,7 @@
         <w:t xml:space="preserve"> </w:t>
       </w:r>
       <w:r>
-        <w:t>8</w:t>
+        <w:t>6</w:t>
       </w:r>
     </w:p>
     <w:p>
@@ -1142,7 +1076,10 @@
       </w:r>
       <w:r>
         <w:tab/>
-        <w:t xml:space="preserve"> 8</w:t>
+        <w:t xml:space="preserve"> </w:t>
+      </w:r>
+      <w:r>
+        <w:t>7</w:t>
       </w:r>
     </w:p>
     <w:p>
@@ -1155,6 +1092,44 @@
         <w:ind w:hanging="420"/>
       </w:pPr>
       <w:r>
+        <w:t>Критерии начала и окончания тестирования</w:t>
+      </w:r>
+      <w:r>
+        <w:tab/>
+      </w:r>
+      <w:r>
+        <w:tab/>
+      </w:r>
+      <w:r>
+        <w:tab/>
+      </w:r>
+      <w:r>
+        <w:tab/>
+      </w:r>
+      <w:r>
+        <w:tab/>
+      </w:r>
+      <w:r>
+        <w:tab/>
+      </w:r>
+      <w:r>
+        <w:tab/>
+        <w:t xml:space="preserve"> </w:t>
+      </w:r>
+      <w:r>
+        <w:t>7</w:t>
+      </w:r>
+    </w:p>
+    <w:p>
+      <w:pPr>
+        <w:numPr>
+          <w:ilvl w:val="0"/>
+          <w:numId w:val="1"/>
+        </w:numPr>
+        <w:spacing w:after="140"/>
+        <w:ind w:hanging="420"/>
+      </w:pPr>
+      <w:r>
         <w:t>Риски проекта и пути их минимизации</w:t>
       </w:r>
       <w:r>
@@ -1177,7 +1152,7 @@
       </w:r>
       <w:r>
         <w:tab/>
-        <w:t xml:space="preserve"> 9</w:t>
+        <w:t xml:space="preserve"> 8</w:t>
       </w:r>
     </w:p>
     <w:p>
@@ -1243,7 +1218,14 @@
         <w:t>1</w:t>
       </w:r>
       <w:r>
-        <w:t>.  Основная информация</w:t>
+        <w:t xml:space="preserve">.  </w:t>
+      </w:r>
+      <w:r>
+        <w:rPr>
+          <w:sz w:val="28"/>
+          <w:szCs w:val="28"/>
+        </w:rPr>
+        <w:t>Основная информация</w:t>
       </w:r>
     </w:p>
     <w:p>
@@ -1321,378 +1303,217 @@
         <w:jc w:val="left"/>
         <w:rPr>
           <w:b/>
-          <w:sz w:val="24"/>
+          <w:sz w:val="28"/>
+          <w:szCs w:val="28"/>
         </w:rPr>
       </w:pPr>
       <w:r>
         <w:rPr>
           <w:b/>
-          <w:sz w:val="24"/>
+          <w:sz w:val="28"/>
+          <w:szCs w:val="28"/>
         </w:rPr>
         <w:t>Основные цели тестирования сайта «steiks.ru»:</w:t>
       </w:r>
     </w:p>
     <w:p>
       <w:pPr>
+        <w:spacing w:after="684" w:line="322" w:lineRule="auto"/>
+        <w:ind w:left="1274"/>
+        <w:rPr>
+          <w:sz w:val="24"/>
+        </w:rPr>
+      </w:pPr>
+      <w:r>
+        <w:rPr>
+          <w:sz w:val="24"/>
+        </w:rPr>
+        <w:t>Проведение комплексного контроля качества</w:t>
+      </w:r>
+      <w:r>
+        <w:rPr>
+          <w:sz w:val="24"/>
+        </w:rPr>
+        <w:t xml:space="preserve"> ключевоых сценариев (регистрация, заказ, бронирование, ЛК, корзина) </w:t>
+      </w:r>
+      <w:r>
+        <w:rPr>
+          <w:sz w:val="24"/>
+        </w:rPr>
+        <w:t>веб-ресурса «steiks.ru» на основе разработанной тестовой документации для подтверждения соответствия функциональности установленным требованиям и фиксации результатов.</w:t>
+      </w:r>
+    </w:p>
+    <w:p>
+      <w:pPr>
+        <w:spacing w:after="120" w:line="322" w:lineRule="auto"/>
+        <w:ind w:left="1274"/>
+        <w:rPr>
+          <w:sz w:val="28"/>
+          <w:szCs w:val="28"/>
+        </w:rPr>
+      </w:pPr>
+      <w:r>
+        <w:rPr>
+          <w:b/>
+          <w:bCs/>
+          <w:sz w:val="28"/>
+          <w:szCs w:val="28"/>
+        </w:rPr>
+        <w:t>Задачи тестирования:</w:t>
+      </w:r>
+    </w:p>
+    <w:p>
+      <w:pPr>
         <w:numPr>
           <w:ilvl w:val="0"/>
-          <w:numId w:val="3"/>
+          <w:numId w:val="23"/>
         </w:numPr>
-        <w:spacing w:after="0" w:line="331" w:lineRule="auto"/>
-        <w:ind w:hanging="284"/>
-        <w:rPr>
-          <w:sz w:val="24"/>
-        </w:rPr>
-      </w:pPr>
-      <w:r>
-        <w:rPr>
-          <w:sz w:val="24"/>
-        </w:rPr>
-        <w:t xml:space="preserve">  </w:t>
-      </w:r>
-      <w:r>
-        <w:rPr>
-          <w:b/>
-          <w:bCs/>
-          <w:sz w:val="24"/>
-        </w:rPr>
-        <w:t>Проверить кроссбраузерность:</w:t>
-      </w:r>
-      <w:r>
-        <w:rPr>
-          <w:sz w:val="24"/>
-        </w:rPr>
-        <w:t xml:space="preserve"> Верифицировать корректную работу сайта в целевых веб-обозревателях (Google Chrome, Mozilla Firefox, Yandex Browser).</w:t>
+        <w:spacing w:after="120" w:line="322" w:lineRule="auto"/>
+        <w:ind w:left="714" w:hanging="357"/>
+        <w:rPr>
+          <w:sz w:val="24"/>
+        </w:rPr>
+      </w:pPr>
+      <w:r>
+        <w:rPr>
+          <w:sz w:val="24"/>
+        </w:rPr>
+        <w:t>Разработать базовые тестовые артефакты (чек-листы и тест-кейсы) на основе структуры сайта;</w:t>
       </w:r>
     </w:p>
     <w:p>
       <w:pPr>
         <w:numPr>
           <w:ilvl w:val="0"/>
-          <w:numId w:val="3"/>
+          <w:numId w:val="23"/>
         </w:numPr>
-        <w:spacing w:after="0" w:line="331" w:lineRule="auto"/>
-        <w:ind w:hanging="284"/>
-        <w:rPr>
-          <w:sz w:val="24"/>
-        </w:rPr>
-      </w:pPr>
-      <w:r>
-        <w:rPr>
-          <w:sz w:val="24"/>
-        </w:rPr>
-        <w:t xml:space="preserve">  </w:t>
-      </w:r>
-      <w:r>
-        <w:rPr>
-          <w:b/>
-          <w:bCs/>
-          <w:sz w:val="24"/>
-        </w:rPr>
-        <w:t>Протестировать бизнес-логику:</w:t>
-      </w:r>
-      <w:r>
-        <w:rPr>
-          <w:sz w:val="24"/>
-        </w:rPr>
-        <w:t xml:space="preserve"> Покрыть проверками критические модули системы: регистрацию, авторизацию, корзину, оформление заказа, онлайн-бронирование и Личный кабинет.</w:t>
+        <w:spacing w:after="120" w:line="322" w:lineRule="auto"/>
+        <w:ind w:left="714" w:hanging="357"/>
+        <w:rPr>
+          <w:sz w:val="24"/>
+        </w:rPr>
+      </w:pPr>
+      <w:r>
+        <w:rPr>
+          <w:sz w:val="24"/>
+        </w:rPr>
+        <w:t>Выполнить ручную верификацию критических пользовательских сценариев и разделов интерфейса;</w:t>
       </w:r>
     </w:p>
     <w:p>
       <w:pPr>
         <w:numPr>
           <w:ilvl w:val="0"/>
-          <w:numId w:val="3"/>
+          <w:numId w:val="23"/>
         </w:numPr>
-        <w:spacing w:after="0" w:line="331" w:lineRule="auto"/>
-        <w:ind w:hanging="284"/>
-        <w:rPr>
-          <w:sz w:val="24"/>
-        </w:rPr>
-      </w:pPr>
-      <w:r>
-        <w:rPr>
-          <w:sz w:val="24"/>
-        </w:rPr>
-        <w:t xml:space="preserve">  </w:t>
-      </w:r>
-      <w:r>
-        <w:rPr>
-          <w:b/>
-          <w:bCs/>
-          <w:sz w:val="24"/>
-        </w:rPr>
-        <w:t>Спроектировать процесс:</w:t>
-      </w:r>
-      <w:r>
-        <w:rPr>
-          <w:sz w:val="24"/>
-        </w:rPr>
-        <w:t xml:space="preserve"> Описать стратегию, уровни, необходимые ресурсы и календарные этапы проведения контроля качества.</w:t>
+        <w:spacing w:after="120" w:line="322" w:lineRule="auto"/>
+        <w:ind w:left="714" w:hanging="357"/>
+        <w:rPr>
+          <w:sz w:val="24"/>
+        </w:rPr>
+      </w:pPr>
+      <w:r>
+        <w:rPr>
+          <w:sz w:val="24"/>
+        </w:rPr>
+        <w:t>Провести кроссбраузерную проверку в целевых веб-обозревателях (Chrome, Firefox, Yandex);</w:t>
       </w:r>
     </w:p>
     <w:p>
       <w:pPr>
         <w:numPr>
           <w:ilvl w:val="0"/>
-          <w:numId w:val="3"/>
+          <w:numId w:val="23"/>
         </w:numPr>
-        <w:spacing w:after="0" w:line="331" w:lineRule="auto"/>
-        <w:ind w:hanging="284"/>
-        <w:rPr>
-          <w:sz w:val="24"/>
-        </w:rPr>
-      </w:pPr>
-      <w:r>
-        <w:rPr>
-          <w:sz w:val="24"/>
-        </w:rPr>
-        <w:t xml:space="preserve">  </w:t>
-      </w:r>
-      <w:r>
-        <w:rPr>
-          <w:b/>
-          <w:bCs/>
-          <w:sz w:val="24"/>
-        </w:rPr>
-        <w:t>Зафиксировать результаты:</w:t>
-      </w:r>
-      <w:r>
-        <w:rPr>
-          <w:sz w:val="24"/>
-        </w:rPr>
-        <w:t xml:space="preserve"> Сформировать прозрачную итоговую отчетность (чек-листы, тест-кейсы, баг-репорты и отчеты об автоматизации/нагрузке).</w:t>
+        <w:spacing w:after="120" w:line="322" w:lineRule="auto"/>
+        <w:ind w:left="714" w:hanging="357"/>
+        <w:rPr>
+          <w:sz w:val="24"/>
+        </w:rPr>
+      </w:pPr>
+      <w:r>
+        <w:rPr>
+          <w:sz w:val="24"/>
+        </w:rPr>
+        <w:t>Реализовать и запустить сценарии автоматизированного тестирования (Python/Selenium/Pytest);</w:t>
       </w:r>
     </w:p>
     <w:p>
       <w:pPr>
         <w:numPr>
           <w:ilvl w:val="0"/>
-          <w:numId w:val="3"/>
+          <w:numId w:val="23"/>
         </w:numPr>
-        <w:spacing w:after="0" w:line="331" w:lineRule="auto"/>
-        <w:ind w:hanging="284"/>
-        <w:rPr>
-          <w:sz w:val="24"/>
-        </w:rPr>
-      </w:pPr>
-      <w:r>
-        <w:rPr>
-          <w:sz w:val="24"/>
-        </w:rPr>
-        <w:t xml:space="preserve">Итогом тестирования будут следующие документы: </w:t>
+        <w:spacing w:after="120" w:line="322" w:lineRule="auto"/>
+        <w:ind w:left="714" w:hanging="357"/>
+        <w:rPr>
+          <w:sz w:val="24"/>
+        </w:rPr>
+      </w:pPr>
+      <w:r>
+        <w:rPr>
+          <w:sz w:val="24"/>
+        </w:rPr>
+        <w:t>Провести серверное нагрузочное тестирование (Locust) для определения пределов производительности;</w:t>
       </w:r>
     </w:p>
     <w:p>
       <w:pPr>
         <w:numPr>
           <w:ilvl w:val="0"/>
-          <w:numId w:val="3"/>
+          <w:numId w:val="23"/>
         </w:numPr>
-        <w:spacing w:after="0" w:line="331" w:lineRule="auto"/>
-        <w:ind w:hanging="284"/>
-        <w:rPr>
-          <w:sz w:val="24"/>
-        </w:rPr>
-      </w:pPr>
-      <w:r>
-        <w:rPr>
-          <w:sz w:val="24"/>
-        </w:rPr>
-        <w:t xml:space="preserve"> Тест-план;</w:t>
+        <w:spacing w:after="120" w:line="322" w:lineRule="auto"/>
+        <w:ind w:left="714" w:hanging="357"/>
+        <w:rPr>
+          <w:sz w:val="24"/>
+        </w:rPr>
+      </w:pPr>
+      <w:r>
+        <w:rPr>
+          <w:sz w:val="24"/>
+        </w:rPr>
+        <w:t>Зафиксировать обнаруженные дефекты в реестре (Bug Report) и сформировать итоговую отчётность.</w:t>
       </w:r>
     </w:p>
     <w:p>
       <w:pPr>
-        <w:numPr>
-          <w:ilvl w:val="0"/>
-          <w:numId w:val="3"/>
-        </w:numPr>
-        <w:spacing w:after="0" w:line="331" w:lineRule="auto"/>
-        <w:ind w:hanging="284"/>
-        <w:rPr>
-          <w:sz w:val="24"/>
-        </w:rPr>
-      </w:pPr>
-      <w:r>
-        <w:rPr>
-          <w:sz w:val="24"/>
-        </w:rPr>
-        <w:t xml:space="preserve"> Чек-листы и тест-кейсы (ручные и автоматизированные);</w:t>
-      </w:r>
+        <w:spacing w:after="684" w:line="322" w:lineRule="auto"/>
+        <w:ind w:left="1274"/>
+        <w:rPr>
+          <w:sz w:val="24"/>
+        </w:rPr>
+      </w:pPr>
     </w:p>
     <w:p>
       <w:pPr>
-        <w:numPr>
-          <w:ilvl w:val="0"/>
-          <w:numId w:val="3"/>
-        </w:numPr>
-        <w:spacing w:after="0" w:line="331" w:lineRule="auto"/>
-        <w:ind w:hanging="284"/>
-        <w:rPr>
-          <w:sz w:val="24"/>
-        </w:rPr>
-      </w:pPr>
-      <w:r>
-        <w:rPr>
-          <w:sz w:val="24"/>
-        </w:rPr>
-        <w:t xml:space="preserve"> Реестр дефектов (Баг-репорт);</w:t>
-      </w:r>
-    </w:p>
-    <w:p>
-      <w:pPr>
-        <w:numPr>
-          <w:ilvl w:val="0"/>
-          <w:numId w:val="3"/>
-        </w:numPr>
-        <w:spacing w:after="0" w:line="331" w:lineRule="auto"/>
-        <w:ind w:hanging="284"/>
-        <w:rPr>
-          <w:sz w:val="24"/>
-        </w:rPr>
-      </w:pPr>
-      <w:r>
-        <w:rPr>
-          <w:sz w:val="24"/>
-        </w:rPr>
-        <w:t xml:space="preserve"> Нагрузочный тест-кейс;</w:t>
-      </w:r>
-    </w:p>
-    <w:p>
-      <w:pPr>
-        <w:numPr>
-          <w:ilvl w:val="0"/>
-          <w:numId w:val="3"/>
-        </w:numPr>
-        <w:spacing w:after="0" w:line="331" w:lineRule="auto"/>
-        <w:ind w:hanging="284"/>
-        <w:rPr>
-          <w:sz w:val="24"/>
-        </w:rPr>
-      </w:pPr>
-      <w:r>
-        <w:rPr>
-          <w:sz w:val="24"/>
-        </w:rPr>
-        <w:t xml:space="preserve"> График (календарный план) тестирования;</w:t>
-      </w:r>
-    </w:p>
-    <w:p>
-      <w:pPr>
-        <w:numPr>
-          <w:ilvl w:val="0"/>
-          <w:numId w:val="3"/>
-        </w:numPr>
-        <w:spacing w:after="0" w:line="331" w:lineRule="auto"/>
-        <w:ind w:hanging="284"/>
-        <w:rPr>
-          <w:sz w:val="24"/>
-        </w:rPr>
-      </w:pPr>
-      <w:r>
-        <w:rPr>
-          <w:sz w:val="24"/>
-        </w:rPr>
-        <w:t xml:space="preserve"> </w:t>
-      </w:r>
-      <w:r>
-        <w:rPr>
-          <w:sz w:val="24"/>
-        </w:rPr>
-        <w:t>Отчёт (общий) о завершении</w:t>
-      </w:r>
-      <w:r>
-        <w:rPr>
-          <w:sz w:val="24"/>
-        </w:rPr>
-        <w:t xml:space="preserve"> тестировани</w:t>
-      </w:r>
-      <w:r>
-        <w:rPr>
-          <w:sz w:val="24"/>
-        </w:rPr>
-        <w:t>я</w:t>
-      </w:r>
-      <w:r>
-        <w:rPr>
-          <w:sz w:val="24"/>
-        </w:rPr>
-        <w:t>;</w:t>
-      </w:r>
-    </w:p>
-    <w:p>
-      <w:pPr>
-        <w:numPr>
-          <w:ilvl w:val="0"/>
-          <w:numId w:val="3"/>
-        </w:numPr>
-        <w:spacing w:after="0" w:line="331" w:lineRule="auto"/>
-        <w:ind w:hanging="284"/>
-        <w:rPr>
-          <w:sz w:val="24"/>
-        </w:rPr>
-      </w:pPr>
-      <w:r>
-        <w:rPr>
-          <w:sz w:val="24"/>
-        </w:rPr>
-        <w:t xml:space="preserve"> Отчет об автоматизированном тестировании;</w:t>
-      </w:r>
-    </w:p>
-    <w:p>
-      <w:pPr>
-        <w:numPr>
-          <w:ilvl w:val="0"/>
-          <w:numId w:val="3"/>
-        </w:numPr>
-        <w:spacing w:after="0" w:line="331" w:lineRule="auto"/>
-        <w:ind w:hanging="284"/>
-        <w:rPr>
-          <w:sz w:val="24"/>
-        </w:rPr>
-      </w:pPr>
-      <w:r>
-        <w:rPr>
-          <w:sz w:val="24"/>
-        </w:rPr>
-        <w:t xml:space="preserve"> Отчет о нагрузочном тестировании.</w:t>
-      </w:r>
-    </w:p>
-    <w:p>
-      <w:pPr>
-        <w:spacing w:after="684" w:line="322" w:lineRule="auto"/>
-        <w:ind w:left="1274"/>
-        <w:rPr>
-          <w:sz w:val="24"/>
-        </w:rPr>
-      </w:pPr>
-      <w:r>
-        <w:rPr>
-          <w:sz w:val="24"/>
-        </w:rPr>
-        <w:t>Тестирование веб-ресурса выполняется вручную по чек-листам и тест-кейсам, а также с использованием средств автоматизации и инструментов нагрузочного тестирования. Результаты проверок и обнаруженные дефекты фиксируются в сводной отчётной документации</w:t>
-      </w:r>
-      <w:r>
-        <w:rPr>
-          <w:sz w:val="24"/>
-        </w:rPr>
-        <w:t>.</w:t>
-      </w:r>
-    </w:p>
-    <w:p>
-      <w:pPr>
         <w:pStyle w:val="2"/>
         <w:ind w:left="719"/>
-      </w:pPr>
-      <w:r>
+        <w:rPr>
+          <w:sz w:val="28"/>
+          <w:szCs w:val="28"/>
+        </w:rPr>
+      </w:pPr>
+      <w:r>
+        <w:rPr>
+          <w:sz w:val="28"/>
+          <w:szCs w:val="28"/>
+        </w:rPr>
         <w:lastRenderedPageBreak/>
         <w:t xml:space="preserve">1.3.  </w:t>
       </w:r>
       <w:r>
+        <w:rPr>
+          <w:sz w:val="28"/>
+          <w:szCs w:val="28"/>
+        </w:rPr>
         <w:t>О</w:t>
       </w:r>
       <w:r>
+        <w:rPr>
+          <w:sz w:val="28"/>
+          <w:szCs w:val="28"/>
+        </w:rPr>
         <w:t>бъект тестирования</w:t>
       </w:r>
     </w:p>
@@ -1831,255 +1652,30 @@
     <w:p/>
     <w:p>
       <w:pPr>
-        <w:pStyle w:val="1"/>
-        <w:spacing w:after="92"/>
-        <w:ind w:left="-1"/>
-      </w:pPr>
-      <w:r>
-        <w:t xml:space="preserve">2.  </w:t>
-      </w:r>
-      <w:r>
-        <w:t>Критерии начала и окончания тестирования</w:t>
-      </w:r>
-    </w:p>
-    <w:p/>
-    <w:p>
-      <w:pPr>
         <w:spacing w:after="120"/>
-        <w:ind w:left="0" w:firstLine="0"/>
+        <w:ind w:left="360" w:firstLine="0"/>
         <w:rPr>
           <w:b/>
-          <w:sz w:val="24"/>
-        </w:rPr>
-      </w:pPr>
-      <w:r>
-        <w:rPr>
-          <w:b/>
-          <w:bCs/>
-          <w:sz w:val="24"/>
-        </w:rPr>
-        <w:t>Критерии начала тестирования:</w:t>
-      </w:r>
+        </w:rPr>
+      </w:pPr>
     </w:p>
     <w:p>
       <w:pPr>
-        <w:numPr>
-          <w:ilvl w:val="0"/>
-          <w:numId w:val="16"/>
-        </w:numPr>
-        <w:spacing w:after="120"/>
-        <w:rPr>
-          <w:bCs/>
-          <w:sz w:val="24"/>
-        </w:rPr>
-      </w:pPr>
-      <w:r>
-        <w:rPr>
-          <w:bCs/>
-          <w:sz w:val="24"/>
-        </w:rPr>
-        <w:t>Доступ к стабильному продакшн-окружению веб-ресурса «steiks.ru»;</w:t>
-      </w:r>
-    </w:p>
-    <w:p>
-      <w:pPr>
-        <w:numPr>
-          <w:ilvl w:val="0"/>
-          <w:numId w:val="16"/>
-        </w:numPr>
-        <w:spacing w:after="120"/>
-        <w:rPr>
-          <w:bCs/>
-          <w:sz w:val="24"/>
-        </w:rPr>
-      </w:pPr>
-      <w:r>
-        <w:rPr>
-          <w:bCs/>
-          <w:sz w:val="24"/>
-        </w:rPr>
-        <w:t>Согласованный и утверждённый тест-план;</w:t>
-      </w:r>
-    </w:p>
-    <w:p>
-      <w:pPr>
-        <w:numPr>
-          <w:ilvl w:val="0"/>
-          <w:numId w:val="16"/>
-        </w:numPr>
-        <w:spacing w:after="120"/>
-        <w:rPr>
-          <w:bCs/>
-          <w:sz w:val="24"/>
-        </w:rPr>
-      </w:pPr>
-      <w:r>
-        <w:rPr>
-          <w:bCs/>
-          <w:sz w:val="24"/>
-        </w:rPr>
-        <w:t>Сформированный пул тестовых данных (учётные записи пользователей, промокоды, тестовые карты);</w:t>
-      </w:r>
-    </w:p>
-    <w:p>
-      <w:pPr>
-        <w:numPr>
-          <w:ilvl w:val="0"/>
-          <w:numId w:val="16"/>
-        </w:numPr>
-        <w:spacing w:after="120"/>
-        <w:rPr>
-          <w:bCs/>
-          <w:sz w:val="24"/>
-        </w:rPr>
-      </w:pPr>
-      <w:r>
-        <w:rPr>
-          <w:bCs/>
-          <w:sz w:val="24"/>
-        </w:rPr>
-        <w:t>Доступ к необходимому инструментарию контроля качества (PyCharm, Selenium, Locust, Allure).</w:t>
-      </w:r>
-    </w:p>
-    <w:p>
-      <w:pPr>
-        <w:spacing w:after="120"/>
-        <w:ind w:left="360" w:firstLine="0"/>
-        <w:rPr>
-          <w:bCs/>
-          <w:sz w:val="24"/>
-        </w:rPr>
-      </w:pPr>
-      <w:r>
-        <w:rPr>
-          <w:bCs/>
-          <w:sz w:val="24"/>
-        </w:rPr>
-        <w:t>Критерии окончания тестирования:</w:t>
-      </w:r>
-    </w:p>
-    <w:p>
-      <w:pPr>
-        <w:numPr>
-          <w:ilvl w:val="0"/>
-          <w:numId w:val="17"/>
-        </w:numPr>
-        <w:spacing w:after="120"/>
-        <w:rPr>
-          <w:bCs/>
-          <w:sz w:val="24"/>
-        </w:rPr>
-      </w:pPr>
-      <w:r>
-        <w:rPr>
-          <w:bCs/>
-          <w:sz w:val="24"/>
-        </w:rPr>
-        <w:t>Успешное выполнение 100% запланированных ручных и автоматизированных тест-кейсов (100% Pass Rate);</w:t>
-      </w:r>
-    </w:p>
-    <w:p>
-      <w:pPr>
-        <w:numPr>
-          <w:ilvl w:val="0"/>
-          <w:numId w:val="17"/>
-        </w:numPr>
-        <w:spacing w:after="120"/>
-        <w:rPr>
-          <w:bCs/>
-          <w:sz w:val="24"/>
-        </w:rPr>
-      </w:pPr>
-      <w:r>
-        <w:rPr>
-          <w:bCs/>
-          <w:sz w:val="24"/>
-        </w:rPr>
-        <w:t>Все обнаруженные дефекты зафиксированы в сводном реестре (Bug Report);</w:t>
-      </w:r>
-    </w:p>
-    <w:p>
-      <w:pPr>
-        <w:numPr>
-          <w:ilvl w:val="0"/>
-          <w:numId w:val="17"/>
-        </w:numPr>
-        <w:spacing w:after="120"/>
-        <w:rPr>
-          <w:bCs/>
-          <w:sz w:val="24"/>
-        </w:rPr>
-      </w:pPr>
-      <w:r>
-        <w:rPr>
-          <w:bCs/>
-          <w:sz w:val="24"/>
-        </w:rPr>
-        <w:t>Отсутствие неисправленных критических дефектов (Blocker, Critical);</w:t>
-      </w:r>
-    </w:p>
-    <w:p>
-      <w:pPr>
-        <w:numPr>
-          <w:ilvl w:val="0"/>
-          <w:numId w:val="17"/>
-        </w:numPr>
-        <w:spacing w:after="120"/>
-        <w:rPr>
-          <w:bCs/>
-          <w:sz w:val="24"/>
-        </w:rPr>
-      </w:pPr>
-      <w:r>
-        <w:rPr>
-          <w:bCs/>
-          <w:sz w:val="24"/>
-        </w:rPr>
-        <w:t>Успешное прохождение нагрузочных тестов без сбоев серверной части (0% Failure Rate);</w:t>
-      </w:r>
-    </w:p>
-    <w:p>
-      <w:pPr>
-        <w:numPr>
-          <w:ilvl w:val="0"/>
-          <w:numId w:val="17"/>
-        </w:numPr>
-        <w:spacing w:after="120"/>
-        <w:rPr>
-          <w:bCs/>
-          <w:sz w:val="24"/>
-        </w:rPr>
-      </w:pPr>
-      <w:r>
-        <w:rPr>
-          <w:bCs/>
-          <w:sz w:val="24"/>
-        </w:rPr>
-        <w:t>Сформирован и верифицирован полный комплект итоговых отчётов.</w:t>
-      </w:r>
-    </w:p>
-    <w:p>
-      <w:pPr>
-        <w:spacing w:after="120"/>
-        <w:ind w:left="360" w:firstLine="0"/>
-        <w:rPr>
-          <w:b/>
-        </w:rPr>
-      </w:pPr>
-    </w:p>
-    <w:p>
-      <w:pPr>
         <w:spacing w:after="810"/>
         <w:ind w:left="0" w:firstLine="0"/>
         <w:rPr>
           <w:b/>
+          <w:sz w:val="28"/>
+          <w:szCs w:val="28"/>
         </w:rPr>
       </w:pPr>
       <w:r>
         <w:rPr>
           <w:b/>
-        </w:rPr>
-        <w:t xml:space="preserve">2.1 </w:t>
+          <w:sz w:val="28"/>
+          <w:szCs w:val="28"/>
+        </w:rPr>
+        <w:t xml:space="preserve">2. </w:t>
       </w:r>
       <w:r>
         <w:rPr>
@@ -2093,24 +1689,24 @@
     <w:tbl>
       <w:tblPr>
         <w:tblStyle w:val="-55"/>
-        <w:tblW w:w="0" w:type="auto"/>
+        <w:tblW w:w="9744" w:type="dxa"/>
         <w:tblLook w:val="04A0" w:firstRow="1" w:lastRow="0" w:firstColumn="1" w:lastColumn="0" w:noHBand="0" w:noVBand="1"/>
       </w:tblPr>
       <w:tblGrid>
-        <w:gridCol w:w="704"/>
-        <w:gridCol w:w="4124"/>
-        <w:gridCol w:w="2414"/>
-        <w:gridCol w:w="2414"/>
+        <w:gridCol w:w="710"/>
+        <w:gridCol w:w="4162"/>
+        <w:gridCol w:w="2436"/>
+        <w:gridCol w:w="2436"/>
       </w:tblGrid>
       <w:tr>
         <w:trPr>
           <w:cnfStyle w:val="100000000000" w:firstRow="1" w:lastRow="0" w:firstColumn="0" w:lastColumn="0" w:oddVBand="0" w:evenVBand="0" w:oddHBand="0" w:evenHBand="0" w:firstRowFirstColumn="0" w:firstRowLastColumn="0" w:lastRowFirstColumn="0" w:lastRowLastColumn="0"/>
-          <w:trHeight w:val="651"/>
+          <w:trHeight w:val="621"/>
         </w:trPr>
         <w:tc>
           <w:tcPr>
             <w:cnfStyle w:val="001000000000" w:firstRow="0" w:lastRow="0" w:firstColumn="1" w:lastColumn="0" w:oddVBand="0" w:evenVBand="0" w:oddHBand="0" w:evenHBand="0" w:firstRowFirstColumn="0" w:firstRowLastColumn="0" w:lastRowFirstColumn="0" w:lastRowLastColumn="0"/>
-            <w:tcW w:w="704" w:type="dxa"/>
+            <w:tcW w:w="710" w:type="dxa"/>
           </w:tcPr>
           <w:p>
             <w:pPr>
@@ -2124,7 +1720,7 @@
         </w:tc>
         <w:tc>
           <w:tcPr>
-            <w:tcW w:w="4124" w:type="dxa"/>
+            <w:tcW w:w="4162" w:type="dxa"/>
           </w:tcPr>
           <w:p>
             <w:pPr>
@@ -2139,7 +1735,7 @@
         </w:tc>
         <w:tc>
           <w:tcPr>
-            <w:tcW w:w="2414" w:type="dxa"/>
+            <w:tcW w:w="2436" w:type="dxa"/>
           </w:tcPr>
           <w:p>
             <w:pPr>
@@ -2154,7 +1750,7 @@
         </w:tc>
         <w:tc>
           <w:tcPr>
-            <w:tcW w:w="2414" w:type="dxa"/>
+            <w:tcW w:w="2436" w:type="dxa"/>
           </w:tcPr>
           <w:p>
             <w:pPr>
@@ -2171,12 +1767,12 @@
       <w:tr>
         <w:trPr>
           <w:cnfStyle w:val="000000100000" w:firstRow="0" w:lastRow="0" w:firstColumn="0" w:lastColumn="0" w:oddVBand="0" w:evenVBand="0" w:oddHBand="1" w:evenHBand="0" w:firstRowFirstColumn="0" w:firstRowLastColumn="0" w:lastRowFirstColumn="0" w:lastRowLastColumn="0"/>
-          <w:trHeight w:val="1106"/>
+          <w:trHeight w:val="886"/>
         </w:trPr>
         <w:tc>
           <w:tcPr>
             <w:cnfStyle w:val="001000000000" w:firstRow="0" w:lastRow="0" w:firstColumn="1" w:lastColumn="0" w:oddVBand="0" w:evenVBand="0" w:oddHBand="0" w:evenHBand="0" w:firstRowFirstColumn="0" w:firstRowLastColumn="0" w:lastRowFirstColumn="0" w:lastRowLastColumn="0"/>
-            <w:tcW w:w="704" w:type="dxa"/>
+            <w:tcW w:w="710" w:type="dxa"/>
           </w:tcPr>
           <w:p>
             <w:pPr>
@@ -2184,14 +1780,13 @@
               <w:ind w:left="0" w:firstLine="0"/>
             </w:pPr>
             <w:r>
-              <w:lastRenderedPageBreak/>
               <w:t>1</w:t>
             </w:r>
           </w:p>
         </w:tc>
         <w:tc>
           <w:tcPr>
-            <w:tcW w:w="4124" w:type="dxa"/>
+            <w:tcW w:w="4162" w:type="dxa"/>
           </w:tcPr>
           <w:p>
             <w:pPr>
@@ -2206,7 +1801,7 @@
         </w:tc>
         <w:tc>
           <w:tcPr>
-            <w:tcW w:w="2414" w:type="dxa"/>
+            <w:tcW w:w="2436" w:type="dxa"/>
           </w:tcPr>
           <w:p>
             <w:pPr>
@@ -2230,7 +1825,7 @@
         </w:tc>
         <w:tc>
           <w:tcPr>
-            <w:tcW w:w="2414" w:type="dxa"/>
+            <w:tcW w:w="2436" w:type="dxa"/>
           </w:tcPr>
           <w:p>
             <w:pPr>
@@ -2257,10 +1852,13 @@
         </w:tc>
       </w:tr>
       <w:tr>
+        <w:trPr>
+          <w:trHeight w:val="919"/>
+        </w:trPr>
         <w:tc>
           <w:tcPr>
             <w:cnfStyle w:val="001000000000" w:firstRow="0" w:lastRow="0" w:firstColumn="1" w:lastColumn="0" w:oddVBand="0" w:evenVBand="0" w:oddHBand="0" w:evenHBand="0" w:firstRowFirstColumn="0" w:firstRowLastColumn="0" w:lastRowFirstColumn="0" w:lastRowLastColumn="0"/>
-            <w:tcW w:w="704" w:type="dxa"/>
+            <w:tcW w:w="710" w:type="dxa"/>
           </w:tcPr>
           <w:p>
             <w:pPr>
@@ -2274,7 +1872,7 @@
         </w:tc>
         <w:tc>
           <w:tcPr>
-            <w:tcW w:w="4124" w:type="dxa"/>
+            <w:tcW w:w="4162" w:type="dxa"/>
           </w:tcPr>
           <w:p>
             <w:pPr>
@@ -2289,7 +1887,7 @@
         </w:tc>
         <w:tc>
           <w:tcPr>
-            <w:tcW w:w="2414" w:type="dxa"/>
+            <w:tcW w:w="2436" w:type="dxa"/>
           </w:tcPr>
           <w:p>
             <w:pPr>
@@ -2316,7 +1914,7 @@
         </w:tc>
         <w:tc>
           <w:tcPr>
-            <w:tcW w:w="2414" w:type="dxa"/>
+            <w:tcW w:w="2436" w:type="dxa"/>
           </w:tcPr>
           <w:p>
             <w:pPr>
@@ -2342,11 +1940,12 @@
       <w:tr>
         <w:trPr>
           <w:cnfStyle w:val="000000100000" w:firstRow="0" w:lastRow="0" w:firstColumn="0" w:lastColumn="0" w:oddVBand="0" w:evenVBand="0" w:oddHBand="1" w:evenHBand="0" w:firstRowFirstColumn="0" w:firstRowLastColumn="0" w:lastRowFirstColumn="0" w:lastRowLastColumn="0"/>
+          <w:trHeight w:val="951"/>
         </w:trPr>
         <w:tc>
           <w:tcPr>
             <w:cnfStyle w:val="001000000000" w:firstRow="0" w:lastRow="0" w:firstColumn="1" w:lastColumn="0" w:oddVBand="0" w:evenVBand="0" w:oddHBand="0" w:evenHBand="0" w:firstRowFirstColumn="0" w:firstRowLastColumn="0" w:lastRowFirstColumn="0" w:lastRowLastColumn="0"/>
-            <w:tcW w:w="704" w:type="dxa"/>
+            <w:tcW w:w="710" w:type="dxa"/>
           </w:tcPr>
           <w:p>
             <w:pPr>
@@ -2360,7 +1959,7 @@
         </w:tc>
         <w:tc>
           <w:tcPr>
-            <w:tcW w:w="4124" w:type="dxa"/>
+            <w:tcW w:w="4162" w:type="dxa"/>
           </w:tcPr>
           <w:p>
             <w:pPr>
@@ -2375,7 +1974,7 @@
         </w:tc>
         <w:tc>
           <w:tcPr>
-            <w:tcW w:w="2414" w:type="dxa"/>
+            <w:tcW w:w="2436" w:type="dxa"/>
           </w:tcPr>
           <w:p>
             <w:pPr>
@@ -2399,7 +1998,7 @@
         </w:tc>
         <w:tc>
           <w:tcPr>
-            <w:tcW w:w="2414" w:type="dxa"/>
+            <w:tcW w:w="2436" w:type="dxa"/>
           </w:tcPr>
           <w:p>
             <w:pPr>
@@ -2423,10 +2022,13 @@
         </w:tc>
       </w:tr>
       <w:tr>
+        <w:trPr>
+          <w:trHeight w:val="1304"/>
+        </w:trPr>
         <w:tc>
           <w:tcPr>
             <w:cnfStyle w:val="001000000000" w:firstRow="0" w:lastRow="0" w:firstColumn="1" w:lastColumn="0" w:oddVBand="0" w:evenVBand="0" w:oddHBand="0" w:evenHBand="0" w:firstRowFirstColumn="0" w:firstRowLastColumn="0" w:lastRowFirstColumn="0" w:lastRowLastColumn="0"/>
-            <w:tcW w:w="704" w:type="dxa"/>
+            <w:tcW w:w="710" w:type="dxa"/>
           </w:tcPr>
           <w:p>
             <w:pPr>
@@ -2440,7 +2042,7 @@
         </w:tc>
         <w:tc>
           <w:tcPr>
-            <w:tcW w:w="4124" w:type="dxa"/>
+            <w:tcW w:w="4162" w:type="dxa"/>
           </w:tcPr>
           <w:p>
             <w:pPr>
@@ -2455,7 +2057,7 @@
         </w:tc>
         <w:tc>
           <w:tcPr>
-            <w:tcW w:w="2414" w:type="dxa"/>
+            <w:tcW w:w="2436" w:type="dxa"/>
           </w:tcPr>
           <w:p>
             <w:pPr>
@@ -2482,7 +2084,7 @@
         </w:tc>
         <w:tc>
           <w:tcPr>
-            <w:tcW w:w="2414" w:type="dxa"/>
+            <w:tcW w:w="2436" w:type="dxa"/>
           </w:tcPr>
           <w:p>
             <w:pPr>
@@ -2508,11 +2110,12 @@
       <w:tr>
         <w:trPr>
           <w:cnfStyle w:val="000000100000" w:firstRow="0" w:lastRow="0" w:firstColumn="0" w:lastColumn="0" w:oddVBand="0" w:evenVBand="0" w:oddHBand="1" w:evenHBand="0" w:firstRowFirstColumn="0" w:firstRowLastColumn="0" w:lastRowFirstColumn="0" w:lastRowLastColumn="0"/>
+          <w:trHeight w:val="1561"/>
         </w:trPr>
         <w:tc>
           <w:tcPr>
             <w:cnfStyle w:val="001000000000" w:firstRow="0" w:lastRow="0" w:firstColumn="1" w:lastColumn="0" w:oddVBand="0" w:evenVBand="0" w:oddHBand="0" w:evenHBand="0" w:firstRowFirstColumn="0" w:firstRowLastColumn="0" w:lastRowFirstColumn="0" w:lastRowLastColumn="0"/>
-            <w:tcW w:w="704" w:type="dxa"/>
+            <w:tcW w:w="710" w:type="dxa"/>
           </w:tcPr>
           <w:p>
             <w:pPr>
@@ -2526,7 +2129,7 @@
         </w:tc>
         <w:tc>
           <w:tcPr>
-            <w:tcW w:w="4124" w:type="dxa"/>
+            <w:tcW w:w="4162" w:type="dxa"/>
           </w:tcPr>
           <w:p>
             <w:pPr>
@@ -2547,7 +2150,7 @@
         </w:tc>
         <w:tc>
           <w:tcPr>
-            <w:tcW w:w="2414" w:type="dxa"/>
+            <w:tcW w:w="2436" w:type="dxa"/>
           </w:tcPr>
           <w:p>
             <w:pPr>
@@ -2574,7 +2177,7 @@
         </w:tc>
         <w:tc>
           <w:tcPr>
-            <w:tcW w:w="2414" w:type="dxa"/>
+            <w:tcW w:w="2436" w:type="dxa"/>
           </w:tcPr>
           <w:p>
             <w:pPr>
@@ -2599,12 +2202,12 @@
       </w:tr>
       <w:tr>
         <w:trPr>
-          <w:trHeight w:val="1456"/>
+          <w:trHeight w:val="1390"/>
         </w:trPr>
         <w:tc>
           <w:tcPr>
             <w:cnfStyle w:val="001000000000" w:firstRow="0" w:lastRow="0" w:firstColumn="1" w:lastColumn="0" w:oddVBand="0" w:evenVBand="0" w:oddHBand="0" w:evenHBand="0" w:firstRowFirstColumn="0" w:firstRowLastColumn="0" w:lastRowFirstColumn="0" w:lastRowLastColumn="0"/>
-            <w:tcW w:w="704" w:type="dxa"/>
+            <w:tcW w:w="710" w:type="dxa"/>
           </w:tcPr>
           <w:p>
             <w:pPr>
@@ -2612,13 +2215,14 @@
               <w:ind w:left="0" w:firstLine="0"/>
             </w:pPr>
             <w:r>
+              <w:lastRenderedPageBreak/>
               <w:t>6</w:t>
             </w:r>
           </w:p>
         </w:tc>
         <w:tc>
           <w:tcPr>
-            <w:tcW w:w="4124" w:type="dxa"/>
+            <w:tcW w:w="4162" w:type="dxa"/>
           </w:tcPr>
           <w:p>
             <w:pPr>
@@ -2633,7 +2237,7 @@
         </w:tc>
         <w:tc>
           <w:tcPr>
-            <w:tcW w:w="2414" w:type="dxa"/>
+            <w:tcW w:w="2436" w:type="dxa"/>
           </w:tcPr>
           <w:p>
             <w:pPr>
@@ -2657,7 +2261,7 @@
         </w:tc>
         <w:tc>
           <w:tcPr>
-            <w:tcW w:w="2414" w:type="dxa"/>
+            <w:tcW w:w="2436" w:type="dxa"/>
           </w:tcPr>
           <w:p>
             <w:pPr>
@@ -2683,11 +2287,12 @@
       <w:tr>
         <w:trPr>
           <w:cnfStyle w:val="000000100000" w:firstRow="0" w:lastRow="0" w:firstColumn="0" w:lastColumn="0" w:oddVBand="0" w:evenVBand="0" w:oddHBand="1" w:evenHBand="0" w:firstRowFirstColumn="0" w:firstRowLastColumn="0" w:lastRowFirstColumn="0" w:lastRowLastColumn="0"/>
+          <w:trHeight w:val="1304"/>
         </w:trPr>
         <w:tc>
           <w:tcPr>
             <w:cnfStyle w:val="001000000000" w:firstRow="0" w:lastRow="0" w:firstColumn="1" w:lastColumn="0" w:oddVBand="0" w:evenVBand="0" w:oddHBand="0" w:evenHBand="0" w:firstRowFirstColumn="0" w:firstRowLastColumn="0" w:lastRowFirstColumn="0" w:lastRowLastColumn="0"/>
-            <w:tcW w:w="704" w:type="dxa"/>
+            <w:tcW w:w="710" w:type="dxa"/>
           </w:tcPr>
           <w:p>
             <w:pPr>
@@ -2701,7 +2306,7 @@
         </w:tc>
         <w:tc>
           <w:tcPr>
-            <w:tcW w:w="4124" w:type="dxa"/>
+            <w:tcW w:w="4162" w:type="dxa"/>
           </w:tcPr>
           <w:p>
             <w:pPr>
@@ -2716,7 +2321,7 @@
         </w:tc>
         <w:tc>
           <w:tcPr>
-            <w:tcW w:w="2414" w:type="dxa"/>
+            <w:tcW w:w="2436" w:type="dxa"/>
           </w:tcPr>
           <w:p>
             <w:pPr>
@@ -2740,7 +2345,7 @@
         </w:tc>
         <w:tc>
           <w:tcPr>
-            <w:tcW w:w="2414" w:type="dxa"/>
+            <w:tcW w:w="2436" w:type="dxa"/>
           </w:tcPr>
           <w:p>
             <w:pPr>
@@ -2767,10 +2372,13 @@
         </w:tc>
       </w:tr>
       <w:tr>
+        <w:trPr>
+          <w:trHeight w:val="1304"/>
+        </w:trPr>
         <w:tc>
           <w:tcPr>
             <w:cnfStyle w:val="001000000000" w:firstRow="0" w:lastRow="0" w:firstColumn="1" w:lastColumn="0" w:oddVBand="0" w:evenVBand="0" w:oddHBand="0" w:evenHBand="0" w:firstRowFirstColumn="0" w:firstRowLastColumn="0" w:lastRowFirstColumn="0" w:lastRowLastColumn="0"/>
-            <w:tcW w:w="704" w:type="dxa"/>
+            <w:tcW w:w="710" w:type="dxa"/>
           </w:tcPr>
           <w:p>
             <w:pPr>
@@ -2784,7 +2392,7 @@
         </w:tc>
         <w:tc>
           <w:tcPr>
-            <w:tcW w:w="4124" w:type="dxa"/>
+            <w:tcW w:w="4162" w:type="dxa"/>
           </w:tcPr>
           <w:p>
             <w:pPr>
@@ -2805,7 +2413,7 @@
         </w:tc>
         <w:tc>
           <w:tcPr>
-            <w:tcW w:w="2414" w:type="dxa"/>
+            <w:tcW w:w="2436" w:type="dxa"/>
           </w:tcPr>
           <w:p>
             <w:pPr>
@@ -2829,7 +2437,7 @@
         </w:tc>
         <w:tc>
           <w:tcPr>
-            <w:tcW w:w="2414" w:type="dxa"/>
+            <w:tcW w:w="2436" w:type="dxa"/>
           </w:tcPr>
           <w:p>
             <w:pPr>
@@ -2855,11 +2463,12 @@
       <w:tr>
         <w:trPr>
           <w:cnfStyle w:val="000000100000" w:firstRow="0" w:lastRow="0" w:firstColumn="0" w:lastColumn="0" w:oddVBand="0" w:evenVBand="0" w:oddHBand="1" w:evenHBand="0" w:firstRowFirstColumn="0" w:firstRowLastColumn="0" w:lastRowFirstColumn="0" w:lastRowLastColumn="0"/>
+          <w:trHeight w:val="1576"/>
         </w:trPr>
         <w:tc>
           <w:tcPr>
             <w:cnfStyle w:val="001000000000" w:firstRow="0" w:lastRow="0" w:firstColumn="1" w:lastColumn="0" w:oddVBand="0" w:evenVBand="0" w:oddHBand="0" w:evenHBand="0" w:firstRowFirstColumn="0" w:firstRowLastColumn="0" w:lastRowFirstColumn="0" w:lastRowLastColumn="0"/>
-            <w:tcW w:w="704" w:type="dxa"/>
+            <w:tcW w:w="710" w:type="dxa"/>
           </w:tcPr>
           <w:p>
             <w:pPr>
@@ -2873,7 +2482,7 @@
         </w:tc>
         <w:tc>
           <w:tcPr>
-            <w:tcW w:w="4124" w:type="dxa"/>
+            <w:tcW w:w="4162" w:type="dxa"/>
           </w:tcPr>
           <w:p>
             <w:pPr>
@@ -2888,7 +2497,7 @@
         </w:tc>
         <w:tc>
           <w:tcPr>
-            <w:tcW w:w="2414" w:type="dxa"/>
+            <w:tcW w:w="2436" w:type="dxa"/>
           </w:tcPr>
           <w:p>
             <w:pPr>
@@ -2906,7 +2515,7 @@
         </w:tc>
         <w:tc>
           <w:tcPr>
-            <w:tcW w:w="2414" w:type="dxa"/>
+            <w:tcW w:w="2436" w:type="dxa"/>
           </w:tcPr>
           <w:p>
             <w:pPr>
@@ -2959,7 +2568,6 @@
         <w:ind w:left="-11" w:firstLine="0"/>
       </w:pPr>
       <w:r>
-        <w:lastRenderedPageBreak/>
         <w:t>3.</w:t>
       </w:r>
       <w:r>
@@ -3109,7 +2717,21 @@
           <w:bCs/>
           <w:sz w:val="24"/>
         </w:rPr>
-        <w:t>для валидации полей ввода данных (номера телефонов, корректность e-mail адресов), а также для оптимизации проверок интерфейса каталога (тестирование единичных карточек товаров как представителей одинаковых классов эквивалентности данных)</w:t>
+        <w:t xml:space="preserve">для валидации полей ввода данных (номера телефонов, </w:t>
+      </w:r>
+      <w:r>
+        <w:rPr>
+          <w:bCs/>
+          <w:sz w:val="24"/>
+        </w:rPr>
+        <w:t>формат</w:t>
+      </w:r>
+      <w:r>
+        <w:rPr>
+          <w:bCs/>
+          <w:sz w:val="24"/>
+        </w:rPr>
+        <w:t xml:space="preserve"> e-mail адресов), а также для оптимизации проверок интерфейса каталога (тестирование единичных карточек товаров как представителей одинаковых классов эквивалентности данных)</w:t>
       </w:r>
       <w:r>
         <w:rPr>
@@ -3142,88 +2764,42 @@
     </w:p>
     <w:p>
       <w:pPr>
-        <w:pStyle w:val="a9"/>
-        <w:spacing w:after="0" w:line="240" w:lineRule="auto"/>
-        <w:ind w:firstLine="0"/>
+        <w:spacing w:after="120" w:line="288" w:lineRule="auto"/>
+        <w:ind w:left="0" w:firstLine="0"/>
         <w:jc w:val="left"/>
-        <w:rPr>
-          <w:rFonts w:ascii="Arial" w:hAnsi="Arial" w:cs="Arial"/>
+      </w:pPr>
+    </w:p>
+    <w:p>
+      <w:pPr>
+        <w:spacing w:after="0" w:line="288" w:lineRule="auto"/>
+        <w:ind w:left="0" w:firstLine="0"/>
+        <w:jc w:val="left"/>
+        <w:rPr>
           <w:b/>
           <w:bCs/>
-          <w:color w:val="auto"/>
-          <w:kern w:val="0"/>
-          <w:sz w:val="24"/>
-          <w14:ligatures w14:val="none"/>
-        </w:rPr>
-      </w:pPr>
+          <w:sz w:val="28"/>
+          <w:szCs w:val="28"/>
+        </w:rPr>
+      </w:pPr>
+      <w:r>
+        <w:rPr>
+          <w:b/>
+          <w:bCs/>
+          <w:sz w:val="28"/>
+          <w:szCs w:val="28"/>
+        </w:rPr>
+        <w:t>3.1. Классификация и виды применяемого тестирования</w:t>
+      </w:r>
     </w:p>
     <w:p>
       <w:pPr>
-        <w:pStyle w:val="a9"/>
-        <w:spacing w:after="0" w:line="240" w:lineRule="auto"/>
-        <w:ind w:firstLine="0"/>
+        <w:spacing w:after="0" w:line="288" w:lineRule="auto"/>
+        <w:ind w:left="0" w:firstLine="0"/>
         <w:jc w:val="left"/>
         <w:rPr>
-          <w:rFonts w:ascii="Arial" w:hAnsi="Arial" w:cs="Arial"/>
           <w:b/>
           <w:bCs/>
-          <w:color w:val="auto"/>
-          <w:kern w:val="0"/>
-          <w:sz w:val="24"/>
-          <w14:ligatures w14:val="none"/>
-        </w:rPr>
-      </w:pPr>
-      <w:r>
-        <w:rPr>
-          <w:rFonts w:ascii="Arial" w:hAnsi="Arial" w:cs="Arial"/>
-          <w:b/>
-          <w:bCs/>
-          <w:color w:val="auto"/>
-          <w:kern w:val="0"/>
-          <w:sz w:val="24"/>
-          <w14:ligatures w14:val="none"/>
-        </w:rPr>
-        <w:t>3.</w:t>
-      </w:r>
-      <w:r>
-        <w:rPr>
-          <w:rFonts w:ascii="Arial" w:hAnsi="Arial" w:cs="Arial"/>
-          <w:b/>
-          <w:bCs/>
-          <w:color w:val="auto"/>
-          <w:kern w:val="0"/>
-          <w:sz w:val="24"/>
-          <w14:ligatures w14:val="none"/>
-        </w:rPr>
-        <w:t>1</w:t>
-      </w:r>
-      <w:r>
-        <w:rPr>
-          <w:rFonts w:ascii="Arial" w:hAnsi="Arial" w:cs="Arial"/>
-          <w:b/>
-          <w:bCs/>
-          <w:color w:val="auto"/>
-          <w:kern w:val="0"/>
-          <w:sz w:val="24"/>
-          <w14:ligatures w14:val="none"/>
-        </w:rPr>
-        <w:t>. Классификация и виды применяемого тестирования</w:t>
-      </w:r>
-    </w:p>
-    <w:p>
-      <w:pPr>
-        <w:pStyle w:val="a9"/>
-        <w:spacing w:after="0" w:line="240" w:lineRule="auto"/>
-        <w:ind w:firstLine="0"/>
-        <w:jc w:val="left"/>
-        <w:rPr>
-          <w:rFonts w:ascii="Arial" w:hAnsi="Arial" w:cs="Arial"/>
-          <w:b/>
-          <w:bCs/>
-          <w:color w:val="auto"/>
-          <w:kern w:val="0"/>
-          <w:sz w:val="24"/>
-          <w14:ligatures w14:val="none"/>
+          <w:sz w:val="24"/>
         </w:rPr>
       </w:pPr>
     </w:p>
@@ -3240,9 +2816,9 @@
         <w:tblLook w:val="04A0" w:firstRow="1" w:lastRow="0" w:firstColumn="1" w:lastColumn="0" w:noHBand="0" w:noVBand="1"/>
       </w:tblPr>
       <w:tblGrid>
-        <w:gridCol w:w="2326"/>
-        <w:gridCol w:w="3599"/>
-        <w:gridCol w:w="3741"/>
+        <w:gridCol w:w="2223"/>
+        <w:gridCol w:w="3553"/>
+        <w:gridCol w:w="3890"/>
       </w:tblGrid>
       <w:tr>
         <w:trPr>
@@ -3259,31 +2835,22 @@
           </w:tcPr>
           <w:p>
             <w:pPr>
-              <w:spacing w:after="0" w:line="240" w:lineRule="auto"/>
+              <w:spacing w:after="0" w:line="288" w:lineRule="auto"/>
               <w:ind w:left="0" w:firstLine="0"/>
-              <w:jc w:val="center"/>
-              <w:rPr>
-                <w:rFonts w:ascii="Arial" w:hAnsi="Arial" w:cs="Arial"/>
+              <w:jc w:val="left"/>
+              <w:rPr>
                 <w:b/>
                 <w:bCs/>
-                <w:color w:val="auto"/>
-                <w:kern w:val="0"/>
-                <w:sz w:val="21"/>
-                <w:szCs w:val="21"/>
-                <w14:ligatures w14:val="none"/>
-              </w:rPr>
-            </w:pPr>
-            <w:r>
-              <w:rPr>
-                <w:rFonts w:ascii="Arial" w:hAnsi="Arial" w:cs="Arial"/>
+                <w:sz w:val="24"/>
+              </w:rPr>
+            </w:pPr>
+            <w:r>
+              <w:rPr>
                 <w:b/>
                 <w:bCs/>
-                <w:color w:val="auto"/>
-                <w:kern w:val="0"/>
-                <w:sz w:val="21"/>
-                <w:szCs w:val="21"/>
-                <w14:ligatures w14:val="none"/>
-              </w:rPr>
+                <w:sz w:val="24"/>
+              </w:rPr>
+              <w:lastRenderedPageBreak/>
               <w:t>Вид тестирования</w:t>
             </w:r>
           </w:p>
@@ -3299,30 +2866,20 @@
           </w:tcPr>
           <w:p>
             <w:pPr>
-              <w:spacing w:after="0" w:line="240" w:lineRule="auto"/>
+              <w:spacing w:after="0" w:line="288" w:lineRule="auto"/>
               <w:ind w:left="0" w:firstLine="0"/>
-              <w:jc w:val="center"/>
-              <w:rPr>
-                <w:rFonts w:ascii="Arial" w:hAnsi="Arial" w:cs="Arial"/>
+              <w:jc w:val="left"/>
+              <w:rPr>
                 <w:b/>
                 <w:bCs/>
-                <w:color w:val="auto"/>
-                <w:kern w:val="0"/>
-                <w:sz w:val="21"/>
-                <w:szCs w:val="21"/>
-                <w14:ligatures w14:val="none"/>
-              </w:rPr>
-            </w:pPr>
-            <w:r>
-              <w:rPr>
-                <w:rFonts w:ascii="Arial" w:hAnsi="Arial" w:cs="Arial"/>
+                <w:sz w:val="24"/>
+              </w:rPr>
+            </w:pPr>
+            <w:r>
+              <w:rPr>
                 <w:b/>
                 <w:bCs/>
-                <w:color w:val="auto"/>
-                <w:kern w:val="0"/>
-                <w:sz w:val="21"/>
-                <w:szCs w:val="21"/>
-                <w14:ligatures w14:val="none"/>
+                <w:sz w:val="24"/>
               </w:rPr>
               <w:t>Описание проверки</w:t>
             </w:r>
@@ -3339,30 +2896,20 @@
           </w:tcPr>
           <w:p>
             <w:pPr>
-              <w:spacing w:after="0" w:line="240" w:lineRule="auto"/>
+              <w:spacing w:after="0" w:line="288" w:lineRule="auto"/>
               <w:ind w:left="0" w:firstLine="0"/>
-              <w:jc w:val="center"/>
-              <w:rPr>
-                <w:rFonts w:ascii="Arial" w:hAnsi="Arial" w:cs="Arial"/>
+              <w:jc w:val="left"/>
+              <w:rPr>
                 <w:b/>
                 <w:bCs/>
-                <w:color w:val="auto"/>
-                <w:kern w:val="0"/>
-                <w:sz w:val="21"/>
-                <w:szCs w:val="21"/>
-                <w14:ligatures w14:val="none"/>
-              </w:rPr>
-            </w:pPr>
-            <w:r>
-              <w:rPr>
-                <w:rFonts w:ascii="Arial" w:hAnsi="Arial" w:cs="Arial"/>
+                <w:sz w:val="24"/>
+              </w:rPr>
+            </w:pPr>
+            <w:r>
+              <w:rPr>
                 <w:b/>
                 <w:bCs/>
-                <w:color w:val="auto"/>
-                <w:kern w:val="0"/>
-                <w:sz w:val="21"/>
-                <w:szCs w:val="21"/>
-                <w14:ligatures w14:val="none"/>
+                <w:sz w:val="24"/>
               </w:rPr>
               <w:t>Реализация в проекте (Примеры)</w:t>
             </w:r>
@@ -3384,28 +2931,16 @@
           </w:tcPr>
           <w:p>
             <w:pPr>
-              <w:spacing w:after="0" w:line="240" w:lineRule="auto"/>
+              <w:spacing w:after="0" w:line="288" w:lineRule="auto"/>
               <w:ind w:left="0" w:firstLine="0"/>
               <w:jc w:val="left"/>
               <w:rPr>
-                <w:rFonts w:ascii="Arial" w:hAnsi="Arial" w:cs="Arial"/>
-                <w:color w:val="auto"/>
-                <w:kern w:val="0"/>
-                <w:sz w:val="21"/>
-                <w:szCs w:val="21"/>
-                <w14:ligatures w14:val="none"/>
-              </w:rPr>
-            </w:pPr>
-            <w:r>
-              <w:rPr>
-                <w:rFonts w:ascii="Arial" w:hAnsi="Arial" w:cs="Arial"/>
-                <w:b/>
-                <w:bCs/>
-                <w:color w:val="auto"/>
-                <w:kern w:val="0"/>
-                <w:sz w:val="21"/>
-                <w:szCs w:val="21"/>
-                <w14:ligatures w14:val="none"/>
+                <w:sz w:val="24"/>
+              </w:rPr>
+            </w:pPr>
+            <w:r>
+              <w:rPr>
+                <w:sz w:val="24"/>
               </w:rPr>
               <w:t>Функциональное</w:t>
             </w:r>
@@ -3422,28 +2957,18 @@
           </w:tcPr>
           <w:p>
             <w:pPr>
-              <w:spacing w:after="0" w:line="240" w:lineRule="auto"/>
+              <w:spacing w:after="0" w:line="288" w:lineRule="auto"/>
               <w:ind w:left="0" w:firstLine="0"/>
               <w:jc w:val="left"/>
               <w:rPr>
-                <w:rFonts w:ascii="Arial" w:hAnsi="Arial" w:cs="Arial"/>
-                <w:color w:val="auto"/>
-                <w:kern w:val="0"/>
-                <w:sz w:val="21"/>
-                <w:szCs w:val="21"/>
-                <w14:ligatures w14:val="none"/>
-              </w:rPr>
-            </w:pPr>
-            <w:r>
-              <w:rPr>
-                <w:rFonts w:ascii="Arial" w:hAnsi="Arial" w:cs="Arial"/>
-                <w:color w:val="auto"/>
-                <w:kern w:val="0"/>
-                <w:sz w:val="21"/>
-                <w:szCs w:val="21"/>
-                <w14:ligatures w14:val="none"/>
-              </w:rPr>
-              <w:t>Проверка соответствия бизнес-логики требованиям</w:t>
+                <w:sz w:val="24"/>
+              </w:rPr>
+            </w:pPr>
+            <w:r>
+              <w:rPr>
+                <w:sz w:val="24"/>
+              </w:rPr>
+              <w:t>Проверка соответствия бизнес-логики установленным требованиям.</w:t>
             </w:r>
           </w:p>
         </w:tc>
@@ -3458,28 +2983,18 @@
           </w:tcPr>
           <w:p>
             <w:pPr>
-              <w:spacing w:after="0" w:line="240" w:lineRule="auto"/>
+              <w:spacing w:after="0" w:line="288" w:lineRule="auto"/>
               <w:ind w:left="0" w:firstLine="0"/>
               <w:jc w:val="left"/>
               <w:rPr>
-                <w:rFonts w:ascii="Arial" w:hAnsi="Arial" w:cs="Arial"/>
-                <w:color w:val="auto"/>
-                <w:kern w:val="0"/>
-                <w:sz w:val="21"/>
-                <w:szCs w:val="21"/>
-                <w14:ligatures w14:val="none"/>
-              </w:rPr>
-            </w:pPr>
-            <w:r>
-              <w:rPr>
-                <w:rFonts w:ascii="Arial" w:hAnsi="Arial" w:cs="Arial"/>
-                <w:color w:val="auto"/>
-                <w:kern w:val="0"/>
-                <w:sz w:val="21"/>
-                <w:szCs w:val="21"/>
-                <w14:ligatures w14:val="none"/>
-              </w:rPr>
-              <w:t>Регистрация, авторизация, оформление заказа, онлайн-бронирование столов</w:t>
+                <w:sz w:val="24"/>
+              </w:rPr>
+            </w:pPr>
+            <w:r>
+              <w:rPr>
+                <w:sz w:val="24"/>
+              </w:rPr>
+              <w:t>Регистрация, авторизация, оформление заказа, онлайн-бронирование столов.</w:t>
             </w:r>
           </w:p>
         </w:tc>
@@ -3499,28 +3014,16 @@
           </w:tcPr>
           <w:p>
             <w:pPr>
-              <w:spacing w:after="0" w:line="240" w:lineRule="auto"/>
+              <w:spacing w:after="0" w:line="288" w:lineRule="auto"/>
               <w:ind w:left="0" w:firstLine="0"/>
               <w:jc w:val="left"/>
               <w:rPr>
-                <w:rFonts w:ascii="Arial" w:hAnsi="Arial" w:cs="Arial"/>
-                <w:color w:val="auto"/>
-                <w:kern w:val="0"/>
-                <w:sz w:val="21"/>
-                <w:szCs w:val="21"/>
-                <w14:ligatures w14:val="none"/>
-              </w:rPr>
-            </w:pPr>
-            <w:r>
-              <w:rPr>
-                <w:rFonts w:ascii="Arial" w:hAnsi="Arial" w:cs="Arial"/>
-                <w:b/>
-                <w:bCs/>
-                <w:color w:val="auto"/>
-                <w:kern w:val="0"/>
-                <w:sz w:val="21"/>
-                <w:szCs w:val="21"/>
-                <w14:ligatures w14:val="none"/>
+                <w:sz w:val="24"/>
+              </w:rPr>
+            </w:pPr>
+            <w:r>
+              <w:rPr>
+                <w:sz w:val="24"/>
               </w:rPr>
               <w:t>GUI и UI/UX</w:t>
             </w:r>
@@ -3537,28 +3040,18 @@
           </w:tcPr>
           <w:p>
             <w:pPr>
-              <w:spacing w:after="0" w:line="240" w:lineRule="auto"/>
+              <w:spacing w:after="0" w:line="288" w:lineRule="auto"/>
               <w:ind w:left="0" w:firstLine="0"/>
               <w:jc w:val="left"/>
               <w:rPr>
-                <w:rFonts w:ascii="Arial" w:hAnsi="Arial" w:cs="Arial"/>
-                <w:color w:val="auto"/>
-                <w:kern w:val="0"/>
-                <w:sz w:val="21"/>
-                <w:szCs w:val="21"/>
-                <w14:ligatures w14:val="none"/>
-              </w:rPr>
-            </w:pPr>
-            <w:r>
-              <w:rPr>
-                <w:rFonts w:ascii="Arial" w:hAnsi="Arial" w:cs="Arial"/>
-                <w:color w:val="auto"/>
-                <w:kern w:val="0"/>
-                <w:sz w:val="21"/>
-                <w:szCs w:val="21"/>
-                <w14:ligatures w14:val="none"/>
-              </w:rPr>
-              <w:t>Контроль интерфейса, адаптивности верстки и удобства пользователя</w:t>
+                <w:sz w:val="24"/>
+              </w:rPr>
+            </w:pPr>
+            <w:r>
+              <w:rPr>
+                <w:sz w:val="24"/>
+              </w:rPr>
+              <w:t>Контроль графического интерфейса, адаптивности верстки и удобства пользователя.</w:t>
             </w:r>
           </w:p>
         </w:tc>
@@ -3573,28 +3066,18 @@
           </w:tcPr>
           <w:p>
             <w:pPr>
-              <w:spacing w:after="0" w:line="240" w:lineRule="auto"/>
+              <w:spacing w:after="0" w:line="288" w:lineRule="auto"/>
               <w:ind w:left="0" w:firstLine="0"/>
               <w:jc w:val="left"/>
               <w:rPr>
-                <w:rFonts w:ascii="Arial" w:hAnsi="Arial" w:cs="Arial"/>
-                <w:color w:val="auto"/>
-                <w:kern w:val="0"/>
-                <w:sz w:val="21"/>
-                <w:szCs w:val="21"/>
-                <w14:ligatures w14:val="none"/>
-              </w:rPr>
-            </w:pPr>
-            <w:r>
-              <w:rPr>
-                <w:rFonts w:ascii="Arial" w:hAnsi="Arial" w:cs="Arial"/>
-                <w:color w:val="auto"/>
-                <w:kern w:val="0"/>
-                <w:sz w:val="21"/>
-                <w:szCs w:val="21"/>
-                <w14:ligatures w14:val="none"/>
-              </w:rPr>
-              <w:t>Отображение элементов меню, шрифты, корректность полей ввода и кнопок</w:t>
+                <w:sz w:val="24"/>
+              </w:rPr>
+            </w:pPr>
+            <w:r>
+              <w:rPr>
+                <w:sz w:val="24"/>
+              </w:rPr>
+              <w:t>Отображение элементов меню, шрифты, состояние полей ввода и интерактивность кнопок.</w:t>
             </w:r>
           </w:p>
         </w:tc>
@@ -3614,28 +3097,16 @@
           </w:tcPr>
           <w:p>
             <w:pPr>
-              <w:spacing w:after="0" w:line="240" w:lineRule="auto"/>
+              <w:spacing w:after="0" w:line="288" w:lineRule="auto"/>
               <w:ind w:left="0" w:firstLine="0"/>
               <w:jc w:val="left"/>
               <w:rPr>
-                <w:rFonts w:ascii="Arial" w:hAnsi="Arial" w:cs="Arial"/>
-                <w:color w:val="auto"/>
-                <w:kern w:val="0"/>
-                <w:sz w:val="21"/>
-                <w:szCs w:val="21"/>
-                <w14:ligatures w14:val="none"/>
-              </w:rPr>
-            </w:pPr>
-            <w:r>
-              <w:rPr>
-                <w:rFonts w:ascii="Arial" w:hAnsi="Arial" w:cs="Arial"/>
-                <w:b/>
-                <w:bCs/>
-                <w:color w:val="auto"/>
-                <w:kern w:val="0"/>
-                <w:sz w:val="21"/>
-                <w:szCs w:val="21"/>
-                <w14:ligatures w14:val="none"/>
+                <w:sz w:val="24"/>
+              </w:rPr>
+            </w:pPr>
+            <w:r>
+              <w:rPr>
+                <w:sz w:val="24"/>
               </w:rPr>
               <w:t>Кроссбраузерное</w:t>
             </w:r>
@@ -3652,28 +3123,18 @@
           </w:tcPr>
           <w:p>
             <w:pPr>
-              <w:spacing w:after="0" w:line="240" w:lineRule="auto"/>
+              <w:spacing w:after="0" w:line="288" w:lineRule="auto"/>
               <w:ind w:left="0" w:firstLine="0"/>
               <w:jc w:val="left"/>
               <w:rPr>
-                <w:rFonts w:ascii="Arial" w:hAnsi="Arial" w:cs="Arial"/>
-                <w:color w:val="auto"/>
-                <w:kern w:val="0"/>
-                <w:sz w:val="21"/>
-                <w:szCs w:val="21"/>
-                <w14:ligatures w14:val="none"/>
-              </w:rPr>
-            </w:pPr>
-            <w:r>
-              <w:rPr>
-                <w:rFonts w:ascii="Arial" w:hAnsi="Arial" w:cs="Arial"/>
-                <w:color w:val="auto"/>
-                <w:kern w:val="0"/>
-                <w:sz w:val="21"/>
-                <w:szCs w:val="21"/>
-                <w14:ligatures w14:val="none"/>
-              </w:rPr>
-              <w:t>Проверка стабильности работы в разных веб-обозревателях</w:t>
+                <w:sz w:val="24"/>
+              </w:rPr>
+            </w:pPr>
+            <w:r>
+              <w:rPr>
+                <w:sz w:val="24"/>
+              </w:rPr>
+              <w:t>Проверка стабильности работы интерфейса в различных веб-обозревателях.</w:t>
             </w:r>
           </w:p>
         </w:tc>
@@ -3688,28 +3149,18 @@
           </w:tcPr>
           <w:p>
             <w:pPr>
-              <w:spacing w:after="0" w:line="240" w:lineRule="auto"/>
+              <w:spacing w:after="0" w:line="288" w:lineRule="auto"/>
               <w:ind w:left="0" w:firstLine="0"/>
               <w:jc w:val="left"/>
               <w:rPr>
-                <w:rFonts w:ascii="Arial" w:hAnsi="Arial" w:cs="Arial"/>
-                <w:color w:val="auto"/>
-                <w:kern w:val="0"/>
-                <w:sz w:val="21"/>
-                <w:szCs w:val="21"/>
-                <w14:ligatures w14:val="none"/>
-              </w:rPr>
-            </w:pPr>
-            <w:r>
-              <w:rPr>
-                <w:rFonts w:ascii="Arial" w:hAnsi="Arial" w:cs="Arial"/>
-                <w:color w:val="auto"/>
-                <w:kern w:val="0"/>
-                <w:sz w:val="21"/>
-                <w:szCs w:val="21"/>
-                <w14:ligatures w14:val="none"/>
-              </w:rPr>
-              <w:t>Тестирование верстки и JS-скриптов в Google Chrome, Mozilla Firefox, Yandex Browser</w:t>
+                <w:sz w:val="24"/>
+              </w:rPr>
+            </w:pPr>
+            <w:r>
+              <w:rPr>
+                <w:sz w:val="24"/>
+              </w:rPr>
+              <w:t>Тестирование верстки и JS-скриптов в Google Chrome, Mozilla Firefox, Yandex Browser.</w:t>
             </w:r>
           </w:p>
         </w:tc>
@@ -3729,28 +3180,16 @@
           </w:tcPr>
           <w:p>
             <w:pPr>
-              <w:spacing w:after="0" w:line="240" w:lineRule="auto"/>
+              <w:spacing w:after="0" w:line="288" w:lineRule="auto"/>
               <w:ind w:left="0" w:firstLine="0"/>
               <w:jc w:val="left"/>
               <w:rPr>
-                <w:rFonts w:ascii="Arial" w:hAnsi="Arial" w:cs="Arial"/>
-                <w:color w:val="auto"/>
-                <w:kern w:val="0"/>
-                <w:sz w:val="21"/>
-                <w:szCs w:val="21"/>
-                <w14:ligatures w14:val="none"/>
-              </w:rPr>
-            </w:pPr>
-            <w:r>
-              <w:rPr>
-                <w:rFonts w:ascii="Arial" w:hAnsi="Arial" w:cs="Arial"/>
-                <w:b/>
-                <w:bCs/>
-                <w:color w:val="auto"/>
-                <w:kern w:val="0"/>
-                <w:sz w:val="21"/>
-                <w:szCs w:val="21"/>
-                <w14:ligatures w14:val="none"/>
+                <w:sz w:val="24"/>
+              </w:rPr>
+            </w:pPr>
+            <w:r>
+              <w:rPr>
+                <w:sz w:val="24"/>
               </w:rPr>
               <w:t>Нагрузочное</w:t>
             </w:r>
@@ -3767,28 +3206,18 @@
           </w:tcPr>
           <w:p>
             <w:pPr>
-              <w:spacing w:after="0" w:line="240" w:lineRule="auto"/>
+              <w:spacing w:after="0" w:line="288" w:lineRule="auto"/>
               <w:ind w:left="0" w:firstLine="0"/>
               <w:jc w:val="left"/>
               <w:rPr>
-                <w:rFonts w:ascii="Arial" w:hAnsi="Arial" w:cs="Arial"/>
-                <w:color w:val="auto"/>
-                <w:kern w:val="0"/>
-                <w:sz w:val="21"/>
-                <w:szCs w:val="21"/>
-                <w14:ligatures w14:val="none"/>
-              </w:rPr>
-            </w:pPr>
-            <w:r>
-              <w:rPr>
-                <w:rFonts w:ascii="Arial" w:hAnsi="Arial" w:cs="Arial"/>
-                <w:color w:val="auto"/>
-                <w:kern w:val="0"/>
-                <w:sz w:val="21"/>
-                <w:szCs w:val="21"/>
-                <w14:ligatures w14:val="none"/>
-              </w:rPr>
-              <w:t>Анализ производительности сервера при масштабировании трафика</w:t>
+                <w:sz w:val="24"/>
+              </w:rPr>
+            </w:pPr>
+            <w:r>
+              <w:rPr>
+                <w:sz w:val="24"/>
+              </w:rPr>
+              <w:t>Анализ производительности и стабильности сервера при масштабировании трафика.</w:t>
             </w:r>
           </w:p>
         </w:tc>
@@ -3803,143 +3232,18 @@
           </w:tcPr>
           <w:p>
             <w:pPr>
-              <w:spacing w:after="0" w:line="240" w:lineRule="auto"/>
+              <w:spacing w:after="0" w:line="288" w:lineRule="auto"/>
               <w:ind w:left="0" w:firstLine="0"/>
               <w:jc w:val="left"/>
               <w:rPr>
-                <w:rFonts w:ascii="Arial" w:hAnsi="Arial" w:cs="Arial"/>
-                <w:color w:val="auto"/>
-                <w:kern w:val="0"/>
-                <w:sz w:val="21"/>
-                <w:szCs w:val="21"/>
-                <w14:ligatures w14:val="none"/>
-              </w:rPr>
-            </w:pPr>
-            <w:r>
-              <w:rPr>
-                <w:rFonts w:ascii="Arial" w:hAnsi="Arial" w:cs="Arial"/>
-                <w:color w:val="auto"/>
-                <w:kern w:val="0"/>
-                <w:sz w:val="21"/>
-                <w:szCs w:val="21"/>
-                <w14:ligatures w14:val="none"/>
-              </w:rPr>
-              <w:t>Стресс-тест в Locust на 100, 500 и 1000 одновременных пользователей</w:t>
-            </w:r>
-          </w:p>
-        </w:tc>
-      </w:tr>
-      <w:tr>
-        <w:trPr>
-          <w:tblCellSpacing w:w="15" w:type="dxa"/>
-        </w:trPr>
-        <w:tc>
-          <w:tcPr>
-            <w:tcW w:w="0" w:type="auto"/>
-            <w:tcBorders>
-              <w:bottom w:val="single" w:sz="4" w:space="0" w:color="363840"/>
-            </w:tcBorders>
-            <w:vAlign w:val="center"/>
-            <w:hideMark/>
-          </w:tcPr>
-          <w:p>
-            <w:pPr>
-              <w:spacing w:after="0" w:line="240" w:lineRule="auto"/>
-              <w:ind w:left="0" w:firstLine="0"/>
-              <w:jc w:val="left"/>
-              <w:rPr>
-                <w:rFonts w:ascii="Arial" w:hAnsi="Arial" w:cs="Arial"/>
-                <w:color w:val="auto"/>
-                <w:kern w:val="0"/>
-                <w:sz w:val="21"/>
-                <w:szCs w:val="21"/>
-                <w14:ligatures w14:val="none"/>
-              </w:rPr>
-            </w:pPr>
-            <w:r>
-              <w:rPr>
-                <w:rFonts w:ascii="Arial" w:hAnsi="Arial" w:cs="Arial"/>
-                <w:b/>
-                <w:bCs/>
-                <w:color w:val="auto"/>
-                <w:kern w:val="0"/>
-                <w:sz w:val="21"/>
-                <w:szCs w:val="21"/>
-                <w14:ligatures w14:val="none"/>
-              </w:rPr>
-              <w:t>Автоматизированное</w:t>
-            </w:r>
-          </w:p>
-        </w:tc>
-        <w:tc>
-          <w:tcPr>
-            <w:tcW w:w="0" w:type="auto"/>
-            <w:tcBorders>
-              <w:bottom w:val="single" w:sz="4" w:space="0" w:color="363840"/>
-            </w:tcBorders>
-            <w:vAlign w:val="center"/>
-            <w:hideMark/>
-          </w:tcPr>
-          <w:p>
-            <w:pPr>
-              <w:spacing w:after="0" w:line="240" w:lineRule="auto"/>
-              <w:ind w:left="0" w:firstLine="0"/>
-              <w:jc w:val="left"/>
-              <w:rPr>
-                <w:rFonts w:ascii="Arial" w:hAnsi="Arial" w:cs="Arial"/>
-                <w:color w:val="auto"/>
-                <w:kern w:val="0"/>
-                <w:sz w:val="21"/>
-                <w:szCs w:val="21"/>
-                <w14:ligatures w14:val="none"/>
-              </w:rPr>
-            </w:pPr>
-            <w:r>
-              <w:rPr>
-                <w:rFonts w:ascii="Arial" w:hAnsi="Arial" w:cs="Arial"/>
-                <w:color w:val="auto"/>
-                <w:kern w:val="0"/>
-                <w:sz w:val="21"/>
-                <w:szCs w:val="21"/>
-                <w14:ligatures w14:val="none"/>
-              </w:rPr>
-              <w:t>Прогон регулярных сквозных сценариев скриптами</w:t>
-            </w:r>
-          </w:p>
-        </w:tc>
-        <w:tc>
-          <w:tcPr>
-            <w:tcW w:w="0" w:type="auto"/>
-            <w:tcBorders>
-              <w:bottom w:val="single" w:sz="4" w:space="0" w:color="363840"/>
-            </w:tcBorders>
-            <w:vAlign w:val="center"/>
-            <w:hideMark/>
-          </w:tcPr>
-          <w:p>
-            <w:pPr>
-              <w:spacing w:after="0" w:line="240" w:lineRule="auto"/>
-              <w:ind w:left="0" w:firstLine="0"/>
-              <w:jc w:val="left"/>
-              <w:rPr>
-                <w:rFonts w:ascii="Arial" w:hAnsi="Arial" w:cs="Arial"/>
-                <w:color w:val="auto"/>
-                <w:kern w:val="0"/>
-                <w:sz w:val="21"/>
-                <w:szCs w:val="21"/>
-                <w14:ligatures w14:val="none"/>
-              </w:rPr>
-            </w:pPr>
-            <w:r>
-              <w:rPr>
-                <w:rFonts w:ascii="Arial" w:hAnsi="Arial" w:cs="Arial"/>
-                <w:color w:val="auto"/>
-                <w:kern w:val="0"/>
-                <w:sz w:val="21"/>
-                <w:szCs w:val="21"/>
-                <w14:ligatures w14:val="none"/>
-              </w:rPr>
-              <w:t>E2E-тестирование критических путей (Pytest + Selenium + Allure)</w:t>
+                <w:sz w:val="24"/>
+              </w:rPr>
+            </w:pPr>
+            <w:r>
+              <w:rPr>
+                <w:sz w:val="24"/>
+              </w:rPr>
+              <w:t>Стресс-тест в Locust на 100, 500 и 1000 одновременных пользователей.</w:t>
             </w:r>
           </w:p>
         </w:tc>
@@ -3959,30 +3263,18 @@
           </w:tcPr>
           <w:p>
             <w:pPr>
-              <w:spacing w:after="0" w:line="240" w:lineRule="auto"/>
+              <w:spacing w:after="0" w:line="288" w:lineRule="auto"/>
               <w:ind w:left="0" w:firstLine="0"/>
               <w:jc w:val="left"/>
               <w:rPr>
-                <w:rFonts w:ascii="Arial" w:hAnsi="Arial" w:cs="Arial"/>
-                <w:color w:val="auto"/>
-                <w:kern w:val="0"/>
-                <w:sz w:val="21"/>
-                <w:szCs w:val="21"/>
-                <w14:ligatures w14:val="none"/>
-              </w:rPr>
-            </w:pPr>
-            <w:r>
-              <w:rPr>
-                <w:rFonts w:ascii="Arial" w:hAnsi="Arial" w:cs="Arial"/>
-                <w:b/>
-                <w:bCs/>
-                <w:color w:val="auto"/>
-                <w:kern w:val="0"/>
-                <w:sz w:val="21"/>
-                <w:szCs w:val="21"/>
-                <w14:ligatures w14:val="none"/>
-              </w:rPr>
-              <w:t>Дымовое (Smoke)</w:t>
+                <w:sz w:val="24"/>
+              </w:rPr>
+            </w:pPr>
+            <w:r>
+              <w:rPr>
+                <w:sz w:val="24"/>
+              </w:rPr>
+              <w:t>Автоматизированное</w:t>
             </w:r>
           </w:p>
         </w:tc>
@@ -3997,28 +3289,18 @@
           </w:tcPr>
           <w:p>
             <w:pPr>
-              <w:spacing w:after="0" w:line="240" w:lineRule="auto"/>
+              <w:spacing w:after="0" w:line="288" w:lineRule="auto"/>
               <w:ind w:left="0" w:firstLine="0"/>
               <w:jc w:val="left"/>
               <w:rPr>
-                <w:rFonts w:ascii="Arial" w:hAnsi="Arial" w:cs="Arial"/>
-                <w:color w:val="auto"/>
-                <w:kern w:val="0"/>
-                <w:sz w:val="21"/>
-                <w:szCs w:val="21"/>
-                <w14:ligatures w14:val="none"/>
-              </w:rPr>
-            </w:pPr>
-            <w:r>
-              <w:rPr>
-                <w:rFonts w:ascii="Arial" w:hAnsi="Arial" w:cs="Arial"/>
-                <w:color w:val="auto"/>
-                <w:kern w:val="0"/>
-                <w:sz w:val="21"/>
-                <w:szCs w:val="21"/>
-                <w14:ligatures w14:val="none"/>
-              </w:rPr>
-              <w:t>Экспресс-верификация критически важного функционала</w:t>
+                <w:sz w:val="24"/>
+              </w:rPr>
+            </w:pPr>
+            <w:r>
+              <w:rPr>
+                <w:sz w:val="24"/>
+              </w:rPr>
+              <w:t>Регулярный прогон разработанных программных скриптов по критическим путям.</w:t>
             </w:r>
           </w:p>
         </w:tc>
@@ -4033,28 +3315,18 @@
           </w:tcPr>
           <w:p>
             <w:pPr>
-              <w:spacing w:after="0" w:line="240" w:lineRule="auto"/>
+              <w:spacing w:after="0" w:line="288" w:lineRule="auto"/>
               <w:ind w:left="0" w:firstLine="0"/>
               <w:jc w:val="left"/>
               <w:rPr>
-                <w:rFonts w:ascii="Arial" w:hAnsi="Arial" w:cs="Arial"/>
-                <w:color w:val="auto"/>
-                <w:kern w:val="0"/>
-                <w:sz w:val="21"/>
-                <w:szCs w:val="21"/>
-                <w14:ligatures w14:val="none"/>
-              </w:rPr>
-            </w:pPr>
-            <w:r>
-              <w:rPr>
-                <w:rFonts w:ascii="Arial" w:hAnsi="Arial" w:cs="Arial"/>
-                <w:color w:val="auto"/>
-                <w:kern w:val="0"/>
-                <w:sz w:val="21"/>
-                <w:szCs w:val="21"/>
-                <w14:ligatures w14:val="none"/>
-              </w:rPr>
-              <w:t>Сквозной тест покупки подарочных карт и проверка интеграции с платежным шлюзом</w:t>
+                <w:sz w:val="24"/>
+              </w:rPr>
+            </w:pPr>
+            <w:r>
+              <w:rPr>
+                <w:sz w:val="24"/>
+              </w:rPr>
+              <w:t>Автоматизация регрессионных проверок и параметризованных сценариев (Pytest + Selenium + Allure).</w:t>
             </w:r>
           </w:p>
         </w:tc>
@@ -4062,9 +3334,33 @@
     </w:tbl>
     <w:p>
       <w:pPr>
+        <w:spacing w:after="0" w:line="288" w:lineRule="auto"/>
+        <w:ind w:left="0" w:firstLine="0"/>
+        <w:jc w:val="left"/>
+        <w:rPr>
+          <w:b/>
+          <w:bCs/>
+        </w:rPr>
+      </w:pPr>
+      <w:r>
+        <w:rPr>
+          <w:b/>
+          <w:bCs/>
+        </w:rPr>
+        <w:pict w14:anchorId="32D74F6D">
+          <v:rect id="_x0000_i1025" style="width:0;height:1.5pt" o:hralign="center" o:hrstd="t" o:hr="t" fillcolor="#a0a0a0" stroked="f"/>
+        </w:pict>
+      </w:r>
+    </w:p>
+    <w:p>
+      <w:pPr>
         <w:spacing w:after="120" w:line="288" w:lineRule="auto"/>
         <w:ind w:left="0" w:firstLine="0"/>
         <w:jc w:val="left"/>
+        <w:rPr>
+          <w:sz w:val="28"/>
+          <w:szCs w:val="28"/>
+        </w:rPr>
       </w:pPr>
       <w:r>
         <w:rPr>
@@ -4072,34 +3368,6 @@
           <w:bCs/>
         </w:rPr>
         <w:br/>
-      </w:r>
-      <w:r>
-        <w:rPr>
-          <w:b/>
-          <w:bCs/>
-        </w:rPr>
-        <w:br/>
-      </w:r>
-      <w:r>
-        <w:rPr>
-          <w:b/>
-          <w:bCs/>
-        </w:rPr>
-        <w:t>3.</w:t>
-      </w:r>
-      <w:r>
-        <w:rPr>
-          <w:b/>
-          <w:bCs/>
-        </w:rPr>
-        <w:t>2</w:t>
-      </w:r>
-      <w:r>
-        <w:rPr>
-          <w:b/>
-          <w:bCs/>
-        </w:rPr>
-        <w:t xml:space="preserve">. </w:t>
       </w:r>
       <w:r>
         <w:rPr>
@@ -4108,323 +3376,26 @@
           <w:sz w:val="28"/>
           <w:szCs w:val="28"/>
         </w:rPr>
-        <w:t>Область тестирования (Тестируемые компоненты системы)</w:t>
-      </w:r>
-    </w:p>
-    <w:p>
-      <w:pPr>
-        <w:spacing w:after="120" w:line="288" w:lineRule="auto"/>
-        <w:jc w:val="left"/>
-        <w:rPr>
-          <w:sz w:val="24"/>
-        </w:rPr>
-      </w:pPr>
-      <w:r>
-        <w:rPr>
-          <w:sz w:val="24"/>
-        </w:rPr>
-        <w:t>В рамках выполнения работ по контролю качества были покрыты тестированием следующие функциональные компоненты веб-ресурса:</w:t>
-      </w:r>
-    </w:p>
-    <w:p>
-      <w:pPr>
-        <w:numPr>
-          <w:ilvl w:val="0"/>
-          <w:numId w:val="20"/>
-        </w:numPr>
-        <w:spacing w:after="120" w:line="288" w:lineRule="auto"/>
-        <w:jc w:val="left"/>
-        <w:rPr>
-          <w:sz w:val="24"/>
-        </w:rPr>
-      </w:pPr>
+        <w:br/>
+        <w:t xml:space="preserve">3.2. </w:t>
+      </w:r>
       <w:r>
         <w:rPr>
           <w:b/>
           <w:bCs/>
-          <w:sz w:val="24"/>
-        </w:rPr>
-        <w:t>Главная страница веб-ресурса:</w:t>
-      </w:r>
-      <w:r>
-        <w:rPr>
-          <w:sz w:val="24"/>
-        </w:rPr>
-        <w:t xml:space="preserve"> Комплексный контроль навигационных элементов (хедер, футер), проверка интерактивных баннеров, блока новостей, эффектов наведения (hover-эффекты) и корректности отображения контактных данных.</w:t>
-      </w:r>
-    </w:p>
-    <w:p>
-      <w:pPr>
-        <w:numPr>
-          <w:ilvl w:val="0"/>
-          <w:numId w:val="20"/>
-        </w:numPr>
-        <w:spacing w:after="120" w:line="288" w:lineRule="auto"/>
-        <w:jc w:val="left"/>
-        <w:rPr>
-          <w:sz w:val="24"/>
-        </w:rPr>
-      </w:pPr>
-      <w:r>
-        <w:rPr>
-          <w:b/>
-          <w:bCs/>
-          <w:sz w:val="24"/>
-        </w:rPr>
-        <w:lastRenderedPageBreak/>
-        <w:t>Модуль авторизации/регистрации:</w:t>
-      </w:r>
-      <w:r>
-        <w:rPr>
-          <w:sz w:val="24"/>
-        </w:rPr>
-        <w:t xml:space="preserve"> Процедуры регистрации новых пользователей, валидация полей ввода и авторизация в системе.</w:t>
-      </w:r>
-    </w:p>
-    <w:p>
-      <w:pPr>
-        <w:numPr>
-          <w:ilvl w:val="0"/>
-          <w:numId w:val="20"/>
-        </w:numPr>
-        <w:spacing w:after="120" w:line="288" w:lineRule="auto"/>
-        <w:jc w:val="left"/>
-        <w:rPr>
-          <w:sz w:val="24"/>
-        </w:rPr>
-      </w:pPr>
-      <w:r>
-        <w:rPr>
-          <w:b/>
-          <w:bCs/>
-          <w:sz w:val="24"/>
-        </w:rPr>
-        <w:t>Интерактивный каталог товаров:</w:t>
-      </w:r>
-      <w:r>
-        <w:rPr>
-          <w:sz w:val="24"/>
-        </w:rPr>
-        <w:t xml:space="preserve"> Отображение категорий меню, карточек блюд</w:t>
-      </w:r>
-      <w:r>
-        <w:rPr>
-          <w:sz w:val="24"/>
-        </w:rPr>
-        <w:t xml:space="preserve"> с фотографиями</w:t>
-      </w:r>
-      <w:r>
-        <w:rPr>
-          <w:sz w:val="24"/>
-        </w:rPr>
-        <w:t>, состава, цен и доступных модификаторов.</w:t>
-      </w:r>
-    </w:p>
-    <w:p>
-      <w:pPr>
-        <w:numPr>
-          <w:ilvl w:val="0"/>
-          <w:numId w:val="20"/>
-        </w:numPr>
-        <w:spacing w:after="120" w:line="288" w:lineRule="auto"/>
-        <w:jc w:val="left"/>
-        <w:rPr>
-          <w:sz w:val="24"/>
-        </w:rPr>
-      </w:pPr>
-      <w:r>
-        <w:rPr>
-          <w:b/>
-          <w:bCs/>
-          <w:sz w:val="24"/>
-        </w:rPr>
-        <w:t>Компонент управления корзиной:</w:t>
-      </w:r>
-      <w:r>
-        <w:rPr>
-          <w:sz w:val="24"/>
-        </w:rPr>
-        <w:t xml:space="preserve"> Логика</w:t>
-      </w:r>
-      <w:r>
-        <w:rPr>
-          <w:sz w:val="24"/>
-        </w:rPr>
-        <w:t xml:space="preserve"> изменения,</w:t>
-      </w:r>
-      <w:r>
-        <w:rPr>
-          <w:sz w:val="24"/>
-        </w:rPr>
-        <w:t xml:space="preserve"> добавления и удаления позиций, динамический сквозной пересчет итоговой стоимости заказа.</w:t>
-      </w:r>
-    </w:p>
-    <w:p>
-      <w:pPr>
-        <w:numPr>
-          <w:ilvl w:val="0"/>
-          <w:numId w:val="20"/>
-        </w:numPr>
-        <w:spacing w:after="120" w:line="288" w:lineRule="auto"/>
-        <w:jc w:val="left"/>
-        <w:rPr>
-          <w:sz w:val="24"/>
-        </w:rPr>
-      </w:pPr>
-      <w:r>
-        <w:rPr>
-          <w:b/>
-          <w:bCs/>
-          <w:sz w:val="24"/>
-        </w:rPr>
-        <w:t>Подсистема оформления заказов:</w:t>
-      </w:r>
-      <w:r>
-        <w:rPr>
-          <w:sz w:val="24"/>
-        </w:rPr>
-        <w:t xml:space="preserve"> Оформление доставки на дом с заполнением персональных данных и адреса, а также оплаты онлайн.</w:t>
-      </w:r>
-    </w:p>
-    <w:p>
-      <w:pPr>
-        <w:numPr>
-          <w:ilvl w:val="0"/>
-          <w:numId w:val="20"/>
-        </w:numPr>
-        <w:spacing w:after="120" w:line="288" w:lineRule="auto"/>
-        <w:jc w:val="left"/>
-        <w:rPr>
-          <w:sz w:val="24"/>
-        </w:rPr>
-      </w:pPr>
-      <w:r>
-        <w:rPr>
-          <w:b/>
-          <w:bCs/>
-          <w:sz w:val="24"/>
-        </w:rPr>
-        <w:t>Модуль онлайн-бронирования:</w:t>
-      </w:r>
-      <w:r>
-        <w:rPr>
-          <w:sz w:val="24"/>
-        </w:rPr>
-        <w:t xml:space="preserve"> Резервирование столов на целевую дату и время с указанием количества гостей.</w:t>
-      </w:r>
-    </w:p>
-    <w:p>
-      <w:pPr>
-        <w:numPr>
-          <w:ilvl w:val="0"/>
-          <w:numId w:val="20"/>
-        </w:numPr>
-        <w:spacing w:after="120" w:line="288" w:lineRule="auto"/>
-        <w:jc w:val="left"/>
-        <w:rPr>
-          <w:sz w:val="24"/>
-        </w:rPr>
-      </w:pPr>
-      <w:r>
-        <w:rPr>
-          <w:b/>
-          <w:bCs/>
-          <w:sz w:val="24"/>
-        </w:rPr>
-        <w:t>Подсистема подарочных сертификатов:</w:t>
-      </w:r>
-      <w:r>
-        <w:rPr>
-          <w:sz w:val="24"/>
-        </w:rPr>
-        <w:t xml:space="preserve"> Интерактивный каталог электронных карт номиналом 3 000, 5 000 и 10 000 рублей, логика выбора количества и параметризованного добавления в корзину</w:t>
-      </w:r>
-    </w:p>
-    <w:p>
-      <w:pPr>
-        <w:numPr>
-          <w:ilvl w:val="0"/>
-          <w:numId w:val="20"/>
-        </w:numPr>
-        <w:spacing w:after="120" w:line="288" w:lineRule="auto"/>
-        <w:jc w:val="left"/>
-        <w:rPr>
-          <w:sz w:val="24"/>
-        </w:rPr>
-      </w:pPr>
-      <w:r>
-        <w:rPr>
-          <w:b/>
-          <w:bCs/>
-          <w:sz w:val="24"/>
-        </w:rPr>
-        <w:t>Персональный раздел (Личный кабинет):</w:t>
-      </w:r>
-      <w:r>
-        <w:rPr>
-          <w:sz w:val="24"/>
-        </w:rPr>
-        <w:t xml:space="preserve"> Навигация по параметризованным вкладкам профиля, просмотр истории заказов и форма смены пароля.</w:t>
-      </w:r>
-    </w:p>
-    <w:p>
-      <w:pPr>
-        <w:numPr>
-          <w:ilvl w:val="0"/>
-          <w:numId w:val="20"/>
-        </w:numPr>
-        <w:spacing w:after="120" w:line="288" w:lineRule="auto"/>
-        <w:jc w:val="left"/>
-        <w:rPr>
-          <w:sz w:val="24"/>
-        </w:rPr>
-      </w:pPr>
-      <w:r>
-        <w:rPr>
-          <w:b/>
-          <w:bCs/>
-          <w:sz w:val="24"/>
-        </w:rPr>
-        <w:t xml:space="preserve">Каналы коммуникации и контактные данные: </w:t>
-      </w:r>
-      <w:r>
-        <w:rPr>
-          <w:sz w:val="24"/>
-        </w:rPr>
-        <w:t>Тестирование интерактивных форм обратной связи для отправки сообщений администрации. Комплексная верификация раздела «Контакты», включая проверку корректности отображения режима работы, адресов, телефонных номеров, прямых ссылок на мессенджеры (WhatsApp) и реквизитов организации</w:t>
-      </w:r>
-      <w:r>
-        <w:rPr>
-          <w:sz w:val="24"/>
-        </w:rPr>
-        <w:t>.</w:t>
-      </w:r>
-    </w:p>
-    <w:p>
-      <w:pPr>
-        <w:numPr>
-          <w:ilvl w:val="0"/>
-          <w:numId w:val="20"/>
-        </w:numPr>
-        <w:spacing w:after="120" w:line="288" w:lineRule="auto"/>
-        <w:jc w:val="left"/>
-        <w:rPr>
-          <w:sz w:val="24"/>
-        </w:rPr>
-      </w:pPr>
-      <w:r>
-        <w:rPr>
-          <w:b/>
-          <w:bCs/>
-          <w:sz w:val="24"/>
-        </w:rPr>
-        <w:t>Информационные и маркетинговые разделы:</w:t>
-      </w:r>
-      <w:r>
-        <w:rPr>
-          <w:sz w:val="24"/>
-        </w:rPr>
-        <w:t xml:space="preserve"> Контроль корректности отображения текстового контента, графических элементов и адаптивной верстки на страницах «О ресторане», «Банкеты» (спецификация залов, вместимость, фотогалерея, контакты менеджера) и «Акции» (действующие спецпредложения и промокоды)</w:t>
+          <w:color w:val="auto"/>
+          <w:sz w:val="28"/>
+          <w:szCs w:val="28"/>
+        </w:rPr>
+        <w:t>Исключения (Что не подлежит тестированию</w:t>
+      </w:r>
+      <w:r>
+        <w:rPr>
+          <w:color w:val="auto"/>
+          <w:sz w:val="28"/>
+          <w:szCs w:val="28"/>
+        </w:rPr>
+        <w:t>)</w:t>
       </w:r>
     </w:p>
     <w:p>
@@ -4438,58 +3409,6 @@
           <w:sz w:val="24"/>
         </w:rPr>
       </w:pPr>
-    </w:p>
-    <w:p>
-      <w:pPr>
-        <w:spacing w:after="120" w:line="288" w:lineRule="auto"/>
-        <w:ind w:left="720" w:firstLine="0"/>
-        <w:jc w:val="left"/>
-        <w:rPr>
-          <w:color w:val="auto"/>
-          <w:szCs w:val="22"/>
-        </w:rPr>
-      </w:pPr>
-      <w:r>
-        <w:rPr>
-          <w:b/>
-          <w:bCs/>
-          <w:sz w:val="24"/>
-        </w:rPr>
-        <w:t>3.</w:t>
-      </w:r>
-      <w:r>
-        <w:rPr>
-          <w:b/>
-          <w:bCs/>
-          <w:sz w:val="24"/>
-        </w:rPr>
-        <w:t>3</w:t>
-      </w:r>
-      <w:r>
-        <w:rPr>
-          <w:b/>
-          <w:bCs/>
-          <w:color w:val="auto"/>
-          <w:sz w:val="24"/>
-        </w:rPr>
-        <w:t xml:space="preserve">. </w:t>
-      </w:r>
-      <w:r>
-        <w:rPr>
-          <w:b/>
-          <w:bCs/>
-          <w:color w:val="auto"/>
-          <w:sz w:val="24"/>
-        </w:rPr>
-        <w:t>Исключения (Что не подлежит тестированию</w:t>
-      </w:r>
-      <w:r>
-        <w:rPr>
-          <w:color w:val="auto"/>
-          <w:sz w:val="24"/>
-        </w:rPr>
-        <w:t>)</w:t>
-      </w:r>
     </w:p>
     <w:p>
       <w:pPr>
@@ -4621,15 +3540,7 @@
           <w:color w:val="auto"/>
           <w:sz w:val="24"/>
         </w:rPr>
-        <w:t xml:space="preserve"> Оценка скорости рендеринга интерфейса, аудит оптимизации графического контента (изображений) и валидация механизмов кэширования веб-обозревателя не </w:t>
-      </w:r>
-      <w:r>
-        <w:rPr>
-          <w:color w:val="auto"/>
-          <w:sz w:val="24"/>
-        </w:rPr>
-        <w:lastRenderedPageBreak/>
-        <w:t>выполнялись (контроль производительности ограничен серверным нагрузочным тестированием в Locust)</w:t>
+        <w:t xml:space="preserve"> Оценка скорости рендеринга интерфейса, аудит оптимизации графического контента (изображений) и валидация механизмов кэширования веб-обозревателя не выполнялись (контроль производительности ограничен серверным нагрузочным тестированием в Locust)</w:t>
       </w:r>
     </w:p>
     <w:p>
@@ -4660,7 +3571,15 @@
           <w:color w:val="auto"/>
           <w:sz w:val="24"/>
         </w:rPr>
-        <w:t xml:space="preserve"> Комплексная проверка актуальности информационных текстов, грамматическая валидация описаний блюд, а также сверка цен меню с реальной базой данных ресторана не проводились (фокус тестирования направлен исключительно на проверку технической исправности и бизнес-логики интерфейса).</w:t>
+        <w:t xml:space="preserve"> Комплексная проверка актуальности информационных текстов, грамматическая валидация описаний блюд, а также сверка цен меню с реальной базой данных ресторана </w:t>
+      </w:r>
+      <w:r>
+        <w:rPr>
+          <w:color w:val="auto"/>
+          <w:sz w:val="24"/>
+        </w:rPr>
+        <w:lastRenderedPageBreak/>
+        <w:t>не проводились (фокус тестирования направлен исключительно на проверку технической исправности и бизнес-логики интерфейса).</w:t>
       </w:r>
     </w:p>
     <w:p>
@@ -5037,7 +3956,8 @@
           <w:b/>
           <w:bCs/>
           <w:color w:val="000000" w:themeColor="text1"/>
-          <w:szCs w:val="22"/>
+          <w:sz w:val="28"/>
+          <w:szCs w:val="28"/>
         </w:rPr>
       </w:pPr>
       <w:r>
@@ -5049,16 +3969,16 @@
           <w:szCs w:val="28"/>
         </w:rPr>
         <w:br/>
-        <w:t>4.2. Программные ресурсы (Софт</w:t>
       </w:r>
       <w:r>
         <w:rPr>
           <w:b/>
           <w:bCs/>
           <w:color w:val="000000" w:themeColor="text1"/>
-          <w:szCs w:val="22"/>
-        </w:rPr>
-        <w:t>)</w:t>
+          <w:sz w:val="28"/>
+          <w:szCs w:val="28"/>
+        </w:rPr>
+        <w:t>4.2. Программные ресурсы (Софт)</w:t>
       </w:r>
     </w:p>
     <w:tbl>
@@ -5732,7 +4652,23 @@
     </w:p>
     <w:p>
       <w:pPr>
-        <w:spacing w:after="240" w:line="288" w:lineRule="auto"/>
+        <w:pStyle w:val="1"/>
+        <w:spacing w:after="92"/>
+        <w:ind w:left="-1"/>
+      </w:pPr>
+      <w:r>
+        <w:t>5</w:t>
+      </w:r>
+      <w:r>
+        <w:t xml:space="preserve">.  </w:t>
+      </w:r>
+      <w:r>
+        <w:t>Критерии начала и окончания тестирования</w:t>
+      </w:r>
+    </w:p>
+    <w:p>
+      <w:pPr>
+        <w:spacing w:after="120" w:line="288" w:lineRule="auto"/>
         <w:ind w:left="0" w:firstLine="0"/>
         <w:jc w:val="left"/>
         <w:rPr>
@@ -5743,7 +4679,130 @@
           <w:szCs w:val="28"/>
         </w:rPr>
       </w:pPr>
-      <w:r>
+    </w:p>
+    <w:p>
+      <w:pPr>
+        <w:numPr>
+          <w:ilvl w:val="0"/>
+          <w:numId w:val="16"/>
+        </w:numPr>
+        <w:spacing w:after="120"/>
+        <w:rPr>
+          <w:bCs/>
+          <w:sz w:val="24"/>
+        </w:rPr>
+      </w:pPr>
+      <w:r>
+        <w:rPr>
+          <w:bCs/>
+          <w:sz w:val="24"/>
+        </w:rPr>
+        <w:t>Доступ к стабильному продакшн-окружению веб-ресурса «steiks.ru»;</w:t>
+      </w:r>
+    </w:p>
+    <w:p>
+      <w:pPr>
+        <w:numPr>
+          <w:ilvl w:val="0"/>
+          <w:numId w:val="16"/>
+        </w:numPr>
+        <w:spacing w:after="120"/>
+        <w:rPr>
+          <w:bCs/>
+          <w:sz w:val="24"/>
+        </w:rPr>
+      </w:pPr>
+      <w:r>
+        <w:rPr>
+          <w:bCs/>
+          <w:sz w:val="24"/>
+        </w:rPr>
+        <w:lastRenderedPageBreak/>
+        <w:t>Доступ к необходимому инструментарию контроля качества (PyCharm, Selenium, Locust, Allure).</w:t>
+      </w:r>
+    </w:p>
+    <w:p>
+      <w:pPr>
+        <w:spacing w:after="120"/>
+        <w:ind w:left="360" w:firstLine="0"/>
+        <w:rPr>
+          <w:bCs/>
+          <w:sz w:val="24"/>
+        </w:rPr>
+      </w:pPr>
+      <w:r>
+        <w:rPr>
+          <w:bCs/>
+          <w:sz w:val="24"/>
+        </w:rPr>
+        <w:t>Критерии окончания тестирования:</w:t>
+      </w:r>
+    </w:p>
+    <w:p>
+      <w:pPr>
+        <w:numPr>
+          <w:ilvl w:val="0"/>
+          <w:numId w:val="17"/>
+        </w:numPr>
+        <w:spacing w:after="120"/>
+        <w:rPr>
+          <w:bCs/>
+          <w:sz w:val="24"/>
+        </w:rPr>
+      </w:pPr>
+      <w:r>
+        <w:rPr>
+          <w:bCs/>
+          <w:sz w:val="24"/>
+        </w:rPr>
+        <w:t>Успешное выполнение 100% запланированных ручных и автоматизированных тест-кейсов (100% Pass Rate);</w:t>
+      </w:r>
+    </w:p>
+    <w:p>
+      <w:pPr>
+        <w:numPr>
+          <w:ilvl w:val="0"/>
+          <w:numId w:val="17"/>
+        </w:numPr>
+        <w:spacing w:after="120"/>
+        <w:rPr>
+          <w:bCs/>
+          <w:sz w:val="24"/>
+        </w:rPr>
+      </w:pPr>
+      <w:r>
+        <w:rPr>
+          <w:bCs/>
+          <w:sz w:val="24"/>
+        </w:rPr>
+        <w:t>Все обнаруженные дефекты зафиксированы в сводном реестре (Bug Report);</w:t>
+      </w:r>
+    </w:p>
+    <w:p>
+      <w:pPr>
+        <w:numPr>
+          <w:ilvl w:val="0"/>
+          <w:numId w:val="17"/>
+        </w:numPr>
+        <w:spacing w:after="120"/>
+        <w:rPr>
+          <w:bCs/>
+          <w:sz w:val="24"/>
+        </w:rPr>
+      </w:pPr>
+      <w:r>
+        <w:rPr>
+          <w:bCs/>
+          <w:sz w:val="24"/>
+        </w:rPr>
+        <w:t>Сформирован и верифицирован полный комплект итоговых отчётов.</w:t>
+      </w:r>
+    </w:p>
+    <w:p>
+      <w:pPr>
+        <w:spacing w:after="120" w:line="288" w:lineRule="auto"/>
+        <w:ind w:left="0" w:firstLine="0"/>
+        <w:jc w:val="left"/>
         <w:rPr>
           <w:b/>
           <w:bCs/>
@@ -5751,8 +4810,40 @@
           <w:sz w:val="28"/>
           <w:szCs w:val="28"/>
         </w:rPr>
-        <w:lastRenderedPageBreak/>
-        <w:t>5. Риски проекта и пути их минимизации</w:t>
+      </w:pPr>
+    </w:p>
+    <w:p>
+      <w:pPr>
+        <w:spacing w:after="240" w:line="288" w:lineRule="auto"/>
+        <w:ind w:left="0" w:firstLine="0"/>
+        <w:jc w:val="left"/>
+        <w:rPr>
+          <w:b/>
+          <w:bCs/>
+          <w:color w:val="000000" w:themeColor="text1"/>
+          <w:sz w:val="28"/>
+          <w:szCs w:val="28"/>
+        </w:rPr>
+      </w:pPr>
+      <w:r>
+        <w:rPr>
+          <w:b/>
+          <w:bCs/>
+          <w:color w:val="000000" w:themeColor="text1"/>
+          <w:sz w:val="28"/>
+          <w:szCs w:val="28"/>
+        </w:rPr>
+        <w:t>6</w:t>
+      </w:r>
+      <w:r>
+        <w:rPr>
+          <w:b/>
+          <w:bCs/>
+          <w:color w:val="000000" w:themeColor="text1"/>
+          <w:sz w:val="28"/>
+          <w:szCs w:val="28"/>
+        </w:rPr>
+        <w:t>. Риски проекта и пути их минимизации</w:t>
       </w:r>
     </w:p>
     <w:p>
@@ -9339,6 +8430,155 @@
     </w:lvl>
   </w:abstractNum>
   <w:abstractNum w:abstractNumId="18" w15:restartNumberingAfterBreak="0">
+    <w:nsid w:val="60915B27"/>
+    <w:multiLevelType w:val="multilevel"/>
+    <w:tmpl w:val="64685E9E"/>
+    <w:lvl w:ilvl="0">
+      <w:start w:val="1"/>
+      <w:numFmt w:val="bullet"/>
+      <w:lvlText w:val=""/>
+      <w:lvlJc w:val="left"/>
+      <w:pPr>
+        <w:tabs>
+          <w:tab w:val="num" w:pos="720"/>
+        </w:tabs>
+        <w:ind w:left="720" w:hanging="360"/>
+      </w:pPr>
+      <w:rPr>
+        <w:rFonts w:ascii="Symbol" w:hAnsi="Symbol" w:hint="default"/>
+        <w:sz w:val="20"/>
+      </w:rPr>
+    </w:lvl>
+    <w:lvl w:ilvl="1" w:tentative="1">
+      <w:start w:val="1"/>
+      <w:numFmt w:val="bullet"/>
+      <w:lvlText w:val="o"/>
+      <w:lvlJc w:val="left"/>
+      <w:pPr>
+        <w:tabs>
+          <w:tab w:val="num" w:pos="1440"/>
+        </w:tabs>
+        <w:ind w:left="1440" w:hanging="360"/>
+      </w:pPr>
+      <w:rPr>
+        <w:rFonts w:ascii="Courier New" w:hAnsi="Courier New" w:hint="default"/>
+        <w:sz w:val="20"/>
+      </w:rPr>
+    </w:lvl>
+    <w:lvl w:ilvl="2" w:tentative="1">
+      <w:start w:val="1"/>
+      <w:numFmt w:val="bullet"/>
+      <w:lvlText w:val=""/>
+      <w:lvlJc w:val="left"/>
+      <w:pPr>
+        <w:tabs>
+          <w:tab w:val="num" w:pos="2160"/>
+        </w:tabs>
+        <w:ind w:left="2160" w:hanging="360"/>
+      </w:pPr>
+      <w:rPr>
+        <w:rFonts w:ascii="Wingdings" w:hAnsi="Wingdings" w:hint="default"/>
+        <w:sz w:val="20"/>
+      </w:rPr>
+    </w:lvl>
+    <w:lvl w:ilvl="3" w:tentative="1">
+      <w:start w:val="1"/>
+      <w:numFmt w:val="bullet"/>
+      <w:lvlText w:val=""/>
+      <w:lvlJc w:val="left"/>
+      <w:pPr>
+        <w:tabs>
+          <w:tab w:val="num" w:pos="2880"/>
+        </w:tabs>
+        <w:ind w:left="2880" w:hanging="360"/>
+      </w:pPr>
+      <w:rPr>
+        <w:rFonts w:ascii="Wingdings" w:hAnsi="Wingdings" w:hint="default"/>
+        <w:sz w:val="20"/>
+      </w:rPr>
+    </w:lvl>
+    <w:lvl w:ilvl="4" w:tentative="1">
+      <w:start w:val="1"/>
+      <w:numFmt w:val="bullet"/>
+      <w:lvlText w:val=""/>
+      <w:lvlJc w:val="left"/>
+      <w:pPr>
+        <w:tabs>
+          <w:tab w:val="num" w:pos="3600"/>
+        </w:tabs>
+        <w:ind w:left="3600" w:hanging="360"/>
+      </w:pPr>
+      <w:rPr>
+        <w:rFonts w:ascii="Wingdings" w:hAnsi="Wingdings" w:hint="default"/>
+        <w:sz w:val="20"/>
+      </w:rPr>
+    </w:lvl>
+    <w:lvl w:ilvl="5" w:tentative="1">
+      <w:start w:val="1"/>
+      <w:numFmt w:val="bullet"/>
+      <w:lvlText w:val=""/>
+      <w:lvlJc w:val="left"/>
+      <w:pPr>
+        <w:tabs>
+          <w:tab w:val="num" w:pos="4320"/>
+        </w:tabs>
+        <w:ind w:left="4320" w:hanging="360"/>
+      </w:pPr>
+      <w:rPr>
+        <w:rFonts w:ascii="Wingdings" w:hAnsi="Wingdings" w:hint="default"/>
+        <w:sz w:val="20"/>
+      </w:rPr>
+    </w:lvl>
+    <w:lvl w:ilvl="6" w:tentative="1">
+      <w:start w:val="1"/>
+      <w:numFmt w:val="bullet"/>
+      <w:lvlText w:val=""/>
+      <w:lvlJc w:val="left"/>
+      <w:pPr>
+        <w:tabs>
+          <w:tab w:val="num" w:pos="5040"/>
+        </w:tabs>
+        <w:ind w:left="5040" w:hanging="360"/>
+      </w:pPr>
+      <w:rPr>
+        <w:rFonts w:ascii="Wingdings" w:hAnsi="Wingdings" w:hint="default"/>
+        <w:sz w:val="20"/>
+      </w:rPr>
+    </w:lvl>
+    <w:lvl w:ilvl="7" w:tentative="1">
+      <w:start w:val="1"/>
+      <w:numFmt w:val="bullet"/>
+      <w:lvlText w:val=""/>
+      <w:lvlJc w:val="left"/>
+      <w:pPr>
+        <w:tabs>
+          <w:tab w:val="num" w:pos="5760"/>
+        </w:tabs>
+        <w:ind w:left="5760" w:hanging="360"/>
+      </w:pPr>
+      <w:rPr>
+        <w:rFonts w:ascii="Wingdings" w:hAnsi="Wingdings" w:hint="default"/>
+        <w:sz w:val="20"/>
+      </w:rPr>
+    </w:lvl>
+    <w:lvl w:ilvl="8" w:tentative="1">
+      <w:start w:val="1"/>
+      <w:numFmt w:val="bullet"/>
+      <w:lvlText w:val=""/>
+      <w:lvlJc w:val="left"/>
+      <w:pPr>
+        <w:tabs>
+          <w:tab w:val="num" w:pos="6480"/>
+        </w:tabs>
+        <w:ind w:left="6480" w:hanging="360"/>
+      </w:pPr>
+      <w:rPr>
+        <w:rFonts w:ascii="Wingdings" w:hAnsi="Wingdings" w:hint="default"/>
+        <w:sz w:val="20"/>
+      </w:rPr>
+    </w:lvl>
+  </w:abstractNum>
+  <w:abstractNum w:abstractNumId="19" w15:restartNumberingAfterBreak="0">
     <w:nsid w:val="74873B20"/>
     <w:multiLevelType w:val="hybridMultilevel"/>
     <w:tmpl w:val="15862D5A"/>
@@ -9550,7 +8790,7 @@
       </w:rPr>
     </w:lvl>
   </w:abstractNum>
-  <w:abstractNum w:abstractNumId="19" w15:restartNumberingAfterBreak="0">
+  <w:abstractNum w:abstractNumId="20" w15:restartNumberingAfterBreak="0">
     <w:nsid w:val="78C20325"/>
     <w:multiLevelType w:val="hybridMultilevel"/>
     <w:tmpl w:val="9A24E844"/>
@@ -9762,7 +9002,7 @@
       </w:rPr>
     </w:lvl>
   </w:abstractNum>
-  <w:abstractNum w:abstractNumId="20" w15:restartNumberingAfterBreak="0">
+  <w:abstractNum w:abstractNumId="21" w15:restartNumberingAfterBreak="0">
     <w:nsid w:val="79933DDE"/>
     <w:multiLevelType w:val="hybridMultilevel"/>
     <w:tmpl w:val="7428850A"/>
@@ -9974,7 +9214,7 @@
       </w:rPr>
     </w:lvl>
   </w:abstractNum>
-  <w:abstractNum w:abstractNumId="21" w15:restartNumberingAfterBreak="0">
+  <w:abstractNum w:abstractNumId="22" w15:restartNumberingAfterBreak="0">
     <w:nsid w:val="79C07A4D"/>
     <w:multiLevelType w:val="hybridMultilevel"/>
     <w:tmpl w:val="64A2307A"/>
@@ -10196,10 +9436,10 @@
     <w:abstractNumId w:val="9"/>
   </w:num>
   <w:num w:numId="4" w16cid:durableId="1522546573">
-    <w:abstractNumId w:val="18"/>
+    <w:abstractNumId w:val="19"/>
   </w:num>
   <w:num w:numId="5" w16cid:durableId="148374348">
-    <w:abstractNumId w:val="21"/>
+    <w:abstractNumId w:val="22"/>
   </w:num>
   <w:num w:numId="6" w16cid:durableId="2097051328">
     <w:abstractNumId w:val="0"/>
@@ -10217,13 +9457,13 @@
     <w:abstractNumId w:val="17"/>
   </w:num>
   <w:num w:numId="11" w16cid:durableId="278100410">
-    <w:abstractNumId w:val="20"/>
+    <w:abstractNumId w:val="21"/>
   </w:num>
   <w:num w:numId="12" w16cid:durableId="646857984">
     <w:abstractNumId w:val="15"/>
   </w:num>
   <w:num w:numId="13" w16cid:durableId="1819373199">
-    <w:abstractNumId w:val="19"/>
+    <w:abstractNumId w:val="20"/>
   </w:num>
   <w:num w:numId="14" w16cid:durableId="1377580281">
     <w:abstractNumId w:val="12"/>
@@ -10251,6 +9491,9 @@
   </w:num>
   <w:num w:numId="22" w16cid:durableId="1147356698">
     <w:abstractNumId w:val="1"/>
+  </w:num>
+  <w:num w:numId="23" w16cid:durableId="932468072">
+    <w:abstractNumId w:val="18"/>
   </w:num>
 </w:numbering>
 </file>

--- a/ТестПлан_(Правки).docx
+++ b/ТестПлан_(Правки).docx
@@ -836,10 +836,7 @@
         <w:ind w:hanging="420"/>
       </w:pPr>
       <w:r>
-        <w:t>Время выполнения работ (Календарный план</w:t>
-      </w:r>
-      <w:r>
-        <w:t>)</w:t>
+        <w:t>Время выполнения работ (Календарный план)</w:t>
       </w:r>
       <w:r>
         <w:tab/>
@@ -1260,7 +1257,19 @@
         <w:rPr>
           <w:sz w:val="24"/>
         </w:rPr>
-        <w:t>Тестируемый веб-ресурс «steiks.ru» представляет собой многофункциональную онлайн-платформу ресторанного комплекса с развитыми элементами e-commerce. Используя сайт, конечный пользователь может ознакомиться с актуальным меню заведения, изучить подробное описание, состав и модификаторы блюд, сформировать корзину покупателя, использовать промокоды или скидочные сертификаты, а также полноценно оформить и оплатить заказ на доставку или самовывоз.</w:t>
+        <w:t xml:space="preserve">Тестируемый веб-ресурс «steiks.ru» представляет собой многофункциональную онлайн-платформу ресторанного комплекса с развитыми элементами e-commerce. Используя сайт, конечный пользователь может ознакомиться с актуальным меню заведения, изучить подробное описание, состав и модификаторы блюд, сформировать корзину покупателя, использовать промокоды или </w:t>
+      </w:r>
+      <w:r>
+        <w:rPr>
+          <w:sz w:val="24"/>
+        </w:rPr>
+        <w:t>подарочные</w:t>
+      </w:r>
+      <w:r>
+        <w:rPr>
+          <w:sz w:val="24"/>
+        </w:rPr>
+        <w:t xml:space="preserve"> сертификаты, а также полноценно оформить и оплатить заказ на доставку или самовывоз.</w:t>
       </w:r>
     </w:p>
     <w:p>
@@ -1334,7 +1343,7 @@
         <w:rPr>
           <w:sz w:val="24"/>
         </w:rPr>
-        <w:t xml:space="preserve"> ключевоых сценариев (регистрация, заказ, бронирование, ЛК, корзина) </w:t>
+        <w:t xml:space="preserve"> ключевых сценариев (регистрация, заказ, бронирование, ЛК, корзина) </w:t>
       </w:r>
       <w:r>
         <w:rPr>
@@ -1378,7 +1387,19 @@
         <w:rPr>
           <w:sz w:val="24"/>
         </w:rPr>
-        <w:t>Разработать базовые тестовые артефакты (чек-листы и тест-кейсы) на основе структуры сайта;</w:t>
+        <w:t xml:space="preserve">Разработать базовые тестовые артефакты (чек-листы и тест-кейсы) на основе структуры </w:t>
+      </w:r>
+      <w:r>
+        <w:rPr>
+          <w:sz w:val="24"/>
+        </w:rPr>
+        <w:t xml:space="preserve">разделов </w:t>
+      </w:r>
+      <w:r>
+        <w:rPr>
+          <w:sz w:val="24"/>
+        </w:rPr>
+        <w:t>сайта;</w:t>
       </w:r>
     </w:p>
     <w:p>
@@ -1397,7 +1418,19 @@
         <w:rPr>
           <w:sz w:val="24"/>
         </w:rPr>
-        <w:t>Выполнить ручную верификацию критических пользовательских сценариев и разделов интерфейса;</w:t>
+        <w:t>Провести ручное тестирование критических пользовательских сценариев (регистрация, оформление заказа, корзина, личный кабинет</w:t>
+      </w:r>
+      <w:r>
+        <w:rPr>
+          <w:sz w:val="24"/>
+        </w:rPr>
+        <w:t>)</w:t>
+      </w:r>
+      <w:r>
+        <w:rPr>
+          <w:sz w:val="24"/>
+        </w:rPr>
+        <w:t>;</w:t>
       </w:r>
     </w:p>
     <w:p>
@@ -1416,7 +1449,88 @@
         <w:rPr>
           <w:sz w:val="24"/>
         </w:rPr>
-        <w:t>Провести кроссбраузерную проверку в целевых веб-обозревателях (Chrome, Firefox, Yandex);</w:t>
+        <w:t xml:space="preserve">Провести кроссбраузерную проверку в </w:t>
+      </w:r>
+      <w:r>
+        <w:rPr>
+          <w:sz w:val="24"/>
+        </w:rPr>
+        <w:t>популярных вэб</w:t>
+      </w:r>
+      <w:r>
+        <w:rPr>
+          <w:sz w:val="24"/>
+        </w:rPr>
+        <w:t>-</w:t>
+      </w:r>
+      <w:r>
+        <w:rPr>
+          <w:sz w:val="24"/>
+        </w:rPr>
+        <w:t>браузерах</w:t>
+      </w:r>
+      <w:r>
+        <w:rPr>
+          <w:sz w:val="24"/>
+        </w:rPr>
+        <w:t xml:space="preserve"> (</w:t>
+      </w:r>
+      <w:r>
+        <w:rPr>
+          <w:sz w:val="24"/>
+          <w:lang w:val="en-US"/>
+        </w:rPr>
+        <w:t>Google</w:t>
+      </w:r>
+      <w:r>
+        <w:rPr>
+          <w:sz w:val="24"/>
+        </w:rPr>
+        <w:t xml:space="preserve"> </w:t>
+      </w:r>
+      <w:r>
+        <w:rPr>
+          <w:sz w:val="24"/>
+        </w:rPr>
+        <w:t xml:space="preserve">Chrome, </w:t>
+      </w:r>
+      <w:r>
+        <w:rPr>
+          <w:sz w:val="24"/>
+          <w:lang w:val="en-US"/>
+        </w:rPr>
+        <w:t>Mozila</w:t>
+      </w:r>
+      <w:r>
+        <w:rPr>
+          <w:sz w:val="24"/>
+        </w:rPr>
+        <w:t xml:space="preserve"> </w:t>
+      </w:r>
+      <w:r>
+        <w:rPr>
+          <w:sz w:val="24"/>
+        </w:rPr>
+        <w:t>Firefox, Yandex</w:t>
+      </w:r>
+      <w:r>
+        <w:rPr>
+          <w:sz w:val="24"/>
+        </w:rPr>
+        <w:t xml:space="preserve"> </w:t>
+      </w:r>
+      <w:r>
+        <w:rPr>
+          <w:sz w:val="24"/>
+          <w:lang w:val="en-US"/>
+        </w:rPr>
+        <w:t>Borwser</w:t>
+      </w:r>
+      <w:r>
+        <w:rPr>
+          <w:sz w:val="24"/>
+        </w:rPr>
+        <w:t>);</w:t>
       </w:r>
     </w:p>
     <w:p>
@@ -1454,7 +1568,31 @@
         <w:rPr>
           <w:sz w:val="24"/>
         </w:rPr>
-        <w:t>Провести серверное нагрузочное тестирование (Locust) для определения пределов производительности;</w:t>
+        <w:t>Провести  нагрузочное тестирование</w:t>
+      </w:r>
+      <w:r>
+        <w:rPr>
+          <w:sz w:val="24"/>
+        </w:rPr>
+        <w:t xml:space="preserve"> главной страницы сайта</w:t>
+      </w:r>
+      <w:r>
+        <w:rPr>
+          <w:sz w:val="24"/>
+        </w:rPr>
+        <w:t xml:space="preserve"> (Locust) для </w:t>
+      </w:r>
+      <w:r>
+        <w:rPr>
+          <w:sz w:val="24"/>
+        </w:rPr>
+        <w:t>оценки стабильности под пиковыми нагрузками</w:t>
+      </w:r>
+      <w:r>
+        <w:rPr>
+          <w:sz w:val="24"/>
+        </w:rPr>
+        <w:t>;</w:t>
       </w:r>
     </w:p>
     <w:p>
@@ -2171,6 +2309,9 @@
               <w:t>6</w:t>
             </w:r>
             <w:r>
+              <w:t>.</w:t>
+            </w:r>
+            <w:r>
               <w:t>2026</w:t>
             </w:r>
           </w:p>
@@ -2509,7 +2650,13 @@
               <w:t>05</w:t>
             </w:r>
             <w:r>
-              <w:t>.06.2026</w:t>
+              <w:t>.0</w:t>
+            </w:r>
+            <w:r>
+              <w:t>7</w:t>
+            </w:r>
+            <w:r>
+              <w:t>.2026</w:t>
             </w:r>
           </w:p>
         </w:tc>
@@ -2817,8 +2964,8 @@
       </w:tblPr>
       <w:tblGrid>
         <w:gridCol w:w="2223"/>
-        <w:gridCol w:w="3553"/>
-        <w:gridCol w:w="3890"/>
+        <w:gridCol w:w="3468"/>
+        <w:gridCol w:w="3975"/>
       </w:tblGrid>
       <w:tr>
         <w:trPr>
@@ -3217,7 +3364,13 @@
               <w:rPr>
                 <w:sz w:val="24"/>
               </w:rPr>
-              <w:t>Анализ производительности и стабильности сервера при масштабировании трафика.</w:t>
+              <w:t>Проверка производительности и стабильности работы главной страницы веб-ресурса при увеличении трафика</w:t>
+            </w:r>
+            <w:r>
+              <w:rPr>
+                <w:sz w:val="24"/>
+              </w:rPr>
+              <w:t>.</w:t>
             </w:r>
           </w:p>
         </w:tc>
@@ -3243,7 +3396,13 @@
               <w:rPr>
                 <w:sz w:val="24"/>
               </w:rPr>
-              <w:t>Стресс-тест в Locust на 100, 500 и 1000 одновременных пользователей.</w:t>
+              <w:t>Ступенчатое нагрузочное тестирование в Locust с последовательным увеличением интенсивности до 100, 500 и 1000 одновременных пользователей</w:t>
+            </w:r>
+            <w:r>
+              <w:rPr>
+                <w:sz w:val="24"/>
+              </w:rPr>
+              <w:t>.</w:t>
             </w:r>
           </w:p>
         </w:tc>
@@ -3326,7 +3485,13 @@
               <w:rPr>
                 <w:sz w:val="24"/>
               </w:rPr>
-              <w:t>Автоматизация регрессионных проверок и параметризованных сценариев (Pytest + Selenium + Allure).</w:t>
+              <w:t>Автоматизация ключевых сценариев бизнес-логики и параметризованных тестов (Pytest + Selenium + Allure)</w:t>
+            </w:r>
+            <w:r>
+              <w:rPr>
+                <w:sz w:val="24"/>
+              </w:rPr>
+              <w:t>.</w:t>
             </w:r>
           </w:p>
         </w:tc>
@@ -3540,7 +3705,21 @@
           <w:color w:val="auto"/>
           <w:sz w:val="24"/>
         </w:rPr>
-        <w:t xml:space="preserve"> Оценка скорости рендеринга интерфейса, аудит оптимизации графического контента (изображений) и валидация механизмов кэширования веб-обозревателя не выполнялись (контроль производительности ограничен серверным нагрузочным тестированием в Locust)</w:t>
+        <w:t xml:space="preserve"> Оценка скорости рендеринга интерфейса, аудит оптимизации графического контента (изображений) и валидация механизмов кэширования веб-обозревателя не выполнялись (контроль производительности ограничен нагрузочным тестированием</w:t>
+      </w:r>
+      <w:r>
+        <w:rPr>
+          <w:color w:val="auto"/>
+          <w:sz w:val="24"/>
+        </w:rPr>
+        <w:t xml:space="preserve"> главной страницы сайта</w:t>
+      </w:r>
+      <w:r>
+        <w:rPr>
+          <w:color w:val="auto"/>
+          <w:sz w:val="24"/>
+        </w:rPr>
+        <w:t xml:space="preserve"> в Locust)</w:t>
       </w:r>
     </w:p>
     <w:p>
@@ -4657,10 +4836,7 @@
         <w:ind w:left="-1"/>
       </w:pPr>
       <w:r>
-        <w:t>5</w:t>
-      </w:r>
-      <w:r>
-        <w:t xml:space="preserve">.  </w:t>
+        <w:t xml:space="preserve">5.  </w:t>
       </w:r>
       <w:r>
         <w:t>Критерии начала и окончания тестирования</w:t>
@@ -4755,7 +4931,28 @@
           <w:bCs/>
           <w:sz w:val="24"/>
         </w:rPr>
-        <w:t>Успешное выполнение 100% запланированных ручных и автоматизированных тест-кейсов (100% Pass Rate);</w:t>
+        <w:t>У</w:t>
+      </w:r>
+      <w:r>
+        <w:rPr>
+          <w:bCs/>
+          <w:sz w:val="24"/>
+        </w:rPr>
+        <w:t>спешное выполнение всех запланированных ручных и автоматизированных проверок с целевым показателем прохождения тестов не менее 95% (Pass Rate ≥ 95%), при условии отсутствия блокирующих (Blocker) и критических (Critical) дефектов на момент фиксации результато</w:t>
+      </w:r>
+      <w:r>
+        <w:rPr>
+          <w:bCs/>
+          <w:sz w:val="24"/>
+        </w:rPr>
+        <w:t>в</w:t>
+      </w:r>
+      <w:r>
+        <w:rPr>
+          <w:bCs/>
+          <w:sz w:val="24"/>
+        </w:rPr>
+        <w:t>;</w:t>
       </w:r>
     </w:p>
     <w:p>
@@ -4795,7 +4992,49 @@
           <w:bCs/>
           <w:sz w:val="24"/>
         </w:rPr>
-        <w:t>Сформирован и верифицирован полный комплект итоговых отчётов.</w:t>
+        <w:t xml:space="preserve">Сформирован и </w:t>
+      </w:r>
+      <w:r>
+        <w:rPr>
+          <w:bCs/>
+          <w:sz w:val="24"/>
+        </w:rPr>
+        <w:t>оформлен</w:t>
+      </w:r>
+      <w:r>
+        <w:rPr>
+          <w:bCs/>
+          <w:sz w:val="24"/>
+        </w:rPr>
+        <w:t xml:space="preserve"> полный комплект итогов</w:t>
+      </w:r>
+      <w:r>
+        <w:rPr>
+          <w:bCs/>
+          <w:sz w:val="24"/>
+        </w:rPr>
+        <w:t>ой</w:t>
+      </w:r>
+      <w:r>
+        <w:rPr>
+          <w:bCs/>
+          <w:sz w:val="24"/>
+        </w:rPr>
+        <w:t xml:space="preserve"> отчёт</w:t>
+      </w:r>
+      <w:r>
+        <w:rPr>
+          <w:bCs/>
+          <w:sz w:val="24"/>
+        </w:rPr>
+        <w:t>ной документации</w:t>
+      </w:r>
+      <w:r>
+        <w:rPr>
+          <w:bCs/>
+          <w:sz w:val="24"/>
+        </w:rPr>
+        <w:t>.</w:t>
       </w:r>
     </w:p>
     <w:p>
@@ -9974,7 +10213,6 @@
   <w:style w:type="character" w:default="1" w:styleId="a0">
     <w:name w:val="Default Paragraph Font"/>
     <w:uiPriority w:val="1"/>
-    <w:semiHidden/>
     <w:unhideWhenUsed/>
   </w:style>
   <w:style w:type="table" w:default="1" w:styleId="a1">
